--- a/Report.docx
+++ b/Report.docx
@@ -56,27 +56,24 @@
         <w:t xml:space="preserve">FOSSEE Autumn 2026 Internship — Screening Task 3</w:t>
       </w:r>
     </w:p>
-    <w:p xmlns:wp14="http://schemas.microsoft.com/office/word/2010/wordml" wp14:textId="77777777">
+    <w:p xmlns:wp14="http://schemas.microsoft.com/office/word/2010/wordml" wp14:textId="5D30719C">
       <w:pPr>
         <w:spacing w:after="400"/>
         <w:jc w:val="center"/>
-      </w:pPr>
-      <w:r>
-        <w:rPr>
-          <w:sz w:val="22"/>
-          <w:szCs w:val="22"/>
-        </w:rPr>
-        <w:t xml:space="preserve">Submission Date: </w:t>
-      </w:r>
-      <w:r>
-        <w:rPr>
-          <w:b/>
-          <w:bCs/>
+        <w:rPr>
+          <w:b w:val="1"/>
+          <w:bCs w:val="1"/>
           <w:color w:val="C00000"/>
           <w:sz w:val="22"/>
           <w:szCs w:val="22"/>
         </w:rPr>
-        <w:t xml:space="preserve">[submission date]</w:t>
+      </w:pPr>
+      <w:r>
+        <w:rPr>
+          <w:sz w:val="22"/>
+          <w:szCs w:val="22"/>
+        </w:rPr>
+        <w:t>Submission Date: 22/08/26</w:t>
       </w:r>
     </w:p>
     <w:p xmlns:wp14="http://schemas.microsoft.com/office/word/2010/wordml" wp14:textId="77777777">
@@ -519,7 +516,7 @@
       </w:pPr>
       <w:r>
         <w:drawing>
-          <wp:inline xmlns:wp14="http://schemas.microsoft.com/office/word/2010/wordprocessingDrawing" wp14:editId="39C3CEE5" wp14:anchorId="14714FBA">
+          <wp:inline xmlns:wp14="http://schemas.microsoft.com/office/word/2010/wordprocessingDrawing" wp14:editId="217DF188" wp14:anchorId="14714FBA">
             <wp:extent cx="4362450" cy="3113962"/>
             <wp:effectExtent l="0" t="0" r="0" b="0"/>
             <wp:docPr id="680728689" name="drawing"/>
@@ -574,27 +571,7 @@
           <w:szCs w:val="20"/>
           <w:lang w:val="en-US"/>
         </w:rPr>
-        <w:t xml:space="preserve">Figure 1: DWSIM flowsheet used for </w:t>
-      </w:r>
-      <w:r>
-        <w:rPr>
-          <w:i w:val="1"/>
-          <w:iCs w:val="1"/>
-          <w:sz w:val="20"/>
-          <w:szCs w:val="20"/>
-          <w:lang w:val="en-US"/>
-        </w:rPr>
-        <w:t>the binary</w:t>
-      </w:r>
-      <w:r>
-        <w:rPr>
-          <w:i w:val="1"/>
-          <w:iCs w:val="1"/>
-          <w:sz w:val="20"/>
-          <w:szCs w:val="20"/>
-          <w:lang w:val="en-US"/>
-        </w:rPr>
-        <w:t xml:space="preserve"> distillation simulation.</w:t>
+        <w:t xml:space="preserve">Figure 1: DWSIM flowsheet used for the binary distillation simulation.</w:t>
       </w:r>
     </w:p>
     <w:p xmlns:wp14="http://schemas.microsoft.com/office/word/2010/wordml" wp14:textId="77777777">
@@ -3348,82 +3325,16 @@
           <w:ilvl w:val="0"/>
           <w:numId w:val="1"/>
         </w:numPr>
-        <w:spacing w:after="100" w:line="280"/>
-      </w:pPr>
-      <w:r>
-        <w:rPr>
-          <w:sz w:val="22"/>
-          <w:szCs w:val="22"/>
-        </w:rPr>
-        <w:t xml:space="preserve">Convergence and validity filtering: each case's solved/calculated/valid flags are combined into a single case_valid flag, and rows that fail this check are excluded from the modelling dataset rather than imputed or guessed.</w:t>
-      </w:r>
-    </w:p>
-    <w:p xmlns:wp14="http://schemas.microsoft.com/office/word/2010/wordml" wp14:textId="77777777">
-      <w:pPr>
-        <w:pStyle w:val="ListParagraph"/>
-        <w:numPr>
-          <w:ilvl w:val="0"/>
-          <w:numId w:val="1"/>
-        </w:numPr>
-        <w:spacing w:after="100" w:line="280"/>
-      </w:pPr>
-      <w:r>
-        <w:rPr>
-          <w:sz w:val="22"/>
-          <w:szCs w:val="22"/>
-        </w:rPr>
-        <w:t xml:space="preserve">Diagnostic columns (error code and message) are kept in the saved CSVs, so excluded or failed cases remain traceable.</w:t>
-      </w:r>
-    </w:p>
-    <w:p xmlns:wp14="http://schemas.microsoft.com/office/word/2010/wordml" wp14:textId="77777777">
-      <w:pPr>
-        <w:pStyle w:val="ListParagraph"/>
-        <w:numPr>
-          <w:ilvl w:val="0"/>
-          <w:numId w:val="1"/>
-        </w:numPr>
-        <w:spacing w:after="100" w:line="280"/>
-      </w:pPr>
-      <w:r>
-        <w:rPr>
-          <w:sz w:val="22"/>
-          <w:szCs w:val="22"/>
-        </w:rPr>
-        <w:t xml:space="preserve">Feature/target separation: the seven sampled input columns are used as the model features, and the four output columns as targets.</w:t>
-      </w:r>
-    </w:p>
-    <w:p xmlns:wp14="http://schemas.microsoft.com/office/word/2010/wordml" wp14:textId="77777777">
-      <w:pPr>
-        <w:pStyle w:val="ListParagraph"/>
-        <w:numPr>
-          <w:ilvl w:val="0"/>
-          <w:numId w:val="1"/>
-        </w:numPr>
-        <w:spacing w:after="100" w:line="280"/>
-      </w:pPr>
-      <w:r>
-        <w:rPr>
-          <w:sz w:val="22"/>
-          <w:szCs w:val="22"/>
-        </w:rPr>
-        <w:t xml:space="preserve">Scaling: features are standardised for the models that require it (SVR, ANN, and the polynomial expansion used for Polynomial Regression); the tree ensembles (Random Forest, XGBoost) are trained on the unscaled feature values.</w:t>
-      </w:r>
-    </w:p>
-    <w:p xmlns:wp14="http://schemas.microsoft.com/office/word/2010/wordml" wp14:textId="77777777">
-      <w:pPr>
-        <w:pStyle w:val="ListParagraph"/>
-        <w:numPr>
-          <w:ilvl w:val="0"/>
-          <w:numId w:val="1"/>
-        </w:numPr>
-        <w:spacing w:after="100" w:line="280"/>
-      </w:pPr>
-      <w:r>
-        <w:rPr>
-          <w:sz w:val="22"/>
-          <w:szCs w:val="22"/>
-        </w:rPr>
-        <w:t xml:space="preserve">Target scaling: the ANN is trained on a standardised version of the targets, with predictions transformed back to physical units before evaluation; the other models are trained directly on the unscaled targets.</w:t>
+        <w:spacing w:after="100" w:line="280" w:lineRule="auto"/>
+        <w:rPr/>
+      </w:pPr>
+      <w:r>
+        <w:rPr>
+          <w:sz w:val="22"/>
+          <w:szCs w:val="22"/>
+          <w:lang w:val="en-US"/>
+        </w:rPr>
+        <w:t>Convergence and validity filtering: each case's solved/calculated/valid flags are combined into a single case_valid flag, and rows that fail this check are excluded from the modelling dataset rather than imputed or guessed.</w:t>
       </w:r>
     </w:p>
     <w:p xmlns:wp14="http://schemas.microsoft.com/office/word/2010/wordml" wp14:textId="77777777">
@@ -3442,6 +3353,82 @@
           <w:szCs w:val="22"/>
           <w:lang w:val="en-US"/>
         </w:rPr>
+        <w:t>Diagnostic columns (error code and message) are kept in the saved CSVs, so excluded or failed cases remain traceable.</w:t>
+      </w:r>
+    </w:p>
+    <w:p xmlns:wp14="http://schemas.microsoft.com/office/word/2010/wordml" wp14:textId="77777777">
+      <w:pPr>
+        <w:pStyle w:val="ListParagraph"/>
+        <w:numPr>
+          <w:ilvl w:val="0"/>
+          <w:numId w:val="1"/>
+        </w:numPr>
+        <w:spacing w:after="100" w:line="280" w:lineRule="auto"/>
+        <w:rPr/>
+      </w:pPr>
+      <w:r>
+        <w:rPr>
+          <w:sz w:val="22"/>
+          <w:szCs w:val="22"/>
+          <w:lang w:val="en-US"/>
+        </w:rPr>
+        <w:t>Feature/target separation: the seven sampled input columns are used as the model features, and the four output columns as targets.</w:t>
+      </w:r>
+    </w:p>
+    <w:p xmlns:wp14="http://schemas.microsoft.com/office/word/2010/wordml" wp14:textId="77777777">
+      <w:pPr>
+        <w:pStyle w:val="ListParagraph"/>
+        <w:numPr>
+          <w:ilvl w:val="0"/>
+          <w:numId w:val="1"/>
+        </w:numPr>
+        <w:spacing w:after="100" w:line="280" w:lineRule="auto"/>
+        <w:rPr/>
+      </w:pPr>
+      <w:r>
+        <w:rPr>
+          <w:sz w:val="22"/>
+          <w:szCs w:val="22"/>
+          <w:lang w:val="en-US"/>
+        </w:rPr>
+        <w:t>Scaling: features are standardised for the models that require it (SVR, ANN, and the polynomial expansion used for Polynomial Regression); the tree ensembles (Random Forest, XGBoost) are trained on the unscaled feature values.</w:t>
+      </w:r>
+    </w:p>
+    <w:p xmlns:wp14="http://schemas.microsoft.com/office/word/2010/wordml" wp14:textId="77777777">
+      <w:pPr>
+        <w:pStyle w:val="ListParagraph"/>
+        <w:numPr>
+          <w:ilvl w:val="0"/>
+          <w:numId w:val="1"/>
+        </w:numPr>
+        <w:spacing w:after="100" w:line="280" w:lineRule="auto"/>
+        <w:rPr/>
+      </w:pPr>
+      <w:r>
+        <w:rPr>
+          <w:sz w:val="22"/>
+          <w:szCs w:val="22"/>
+          <w:lang w:val="en-US"/>
+        </w:rPr>
+        <w:t>Target scaling: the ANN is trained on a standardised version of the targets, with predictions transformed back to physical units before evaluation; the other models are trained directly on the unscaled targets.</w:t>
+      </w:r>
+    </w:p>
+    <w:p xmlns:wp14="http://schemas.microsoft.com/office/word/2010/wordml" wp14:textId="77777777">
+      <w:pPr>
+        <w:pStyle w:val="ListParagraph"/>
+        <w:numPr>
+          <w:ilvl w:val="0"/>
+          <w:numId w:val="1"/>
+        </w:numPr>
+        <w:spacing w:after="100" w:line="280" w:lineRule="auto"/>
+        <w:rPr/>
+      </w:pPr>
+      <w:r>
+        <w:rPr>
+          <w:sz w:val="22"/>
+          <w:szCs w:val="22"/>
+          <w:lang w:val="en-US"/>
+        </w:rPr>
         <w:t>Train/validation/holdout separation: the Sobol pool is split 70/30 into training and validation (random_state=42); the LHS pool is kept completely separate and used only for holdout evaluation and physical-consistency checks.</w:t>
       </w:r>
     </w:p>
@@ -3546,14 +3533,15 @@
     </w:p>
     <w:p xmlns:wp14="http://schemas.microsoft.com/office/word/2010/wordml" wp14:textId="77777777">
       <w:pPr>
-        <w:spacing w:before="0" w:after="160" w:line="300"/>
-      </w:pPr>
-      <w:r>
-        <w:rPr>
-          <w:sz w:val="22"/>
-          <w:szCs w:val="22"/>
-        </w:rPr>
-        <w:t xml:space="preserve">Five models were carried through hyperparameter tuning, holdout evaluation and final selection, with Polynomial Regression superseding plain Linear Regression once it became clear that some curvature in the response needed to be captured:</w:t>
+        <w:spacing w:before="0" w:after="160" w:line="300" w:lineRule="auto"/>
+      </w:pPr>
+      <w:r>
+        <w:rPr>
+          <w:sz w:val="22"/>
+          <w:szCs w:val="22"/>
+          <w:lang w:val="en-US"/>
+        </w:rPr>
+        <w:t>Five models were carried through hyperparameter tuning, holdout evaluation and final selection, with Polynomial Regression superseding plain Linear Regression once it became clear that some curvature in the response needed to be captured:</w:t>
       </w:r>
     </w:p>
     <w:p xmlns:wp14="http://schemas.microsoft.com/office/word/2010/wordml" wp14:textId="77777777">
@@ -3597,14 +3585,16 @@
           <w:ilvl w:val="0"/>
           <w:numId w:val="1"/>
         </w:numPr>
-        <w:spacing w:after="100" w:line="280"/>
-      </w:pPr>
-      <w:r>
-        <w:rPr>
-          <w:sz w:val="22"/>
-          <w:szCs w:val="22"/>
-        </w:rPr>
-        <w:t xml:space="preserve">XGBoost — gradient-boosted trees trained sequentially on residuals.</w:t>
+        <w:spacing w:after="100" w:line="280" w:lineRule="auto"/>
+        <w:rPr/>
+      </w:pPr>
+      <w:r>
+        <w:rPr>
+          <w:sz w:val="22"/>
+          <w:szCs w:val="22"/>
+          <w:lang w:val="en-US"/>
+        </w:rPr>
+        <w:t>XGBoost — gradient-boosted trees trained sequentially on residuals.</w:t>
       </w:r>
     </w:p>
     <w:p xmlns:wp14="http://schemas.microsoft.com/office/word/2010/wordml" wp14:textId="77777777">
@@ -3673,21 +3663,23 @@
     </w:p>
     <w:p xmlns:wp14="http://schemas.microsoft.com/office/word/2010/wordml" wp14:textId="77777777">
       <w:pPr>
-        <w:spacing w:before="0" w:after="160" w:line="300"/>
-      </w:pPr>
-      <w:r>
-        <w:rPr>
-          <w:b/>
-          <w:bCs/>
-          <w:sz w:val="22"/>
-          <w:szCs w:val="22"/>
-        </w:rPr>
-        <w:t xml:space="preserve">notebooks/04_Model_Training.ipynb</w:t>
-      </w:r>
-      <w:r>
-        <w:rPr>
-          <w:sz w:val="22"/>
-          <w:szCs w:val="22"/>
+        <w:spacing w:before="0" w:after="160" w:line="300" w:lineRule="auto"/>
+      </w:pPr>
+      <w:r>
+        <w:rPr>
+          <w:b w:val="1"/>
+          <w:bCs w:val="1"/>
+          <w:sz w:val="22"/>
+          <w:szCs w:val="22"/>
+          <w:lang w:val="en-US"/>
+        </w:rPr>
+        <w:t>notebooks/04_Model_Training.ipynb</w:t>
+      </w:r>
+      <w:r>
+        <w:rPr>
+          <w:sz w:val="22"/>
+          <w:szCs w:val="22"/>
+          <w:lang w:val="en-US"/>
         </w:rPr>
         <w:t xml:space="preserve"> splits the 2,524-row Sobol pool 70/30 (random_state=42) into training and validation subsets. The five final models were trained on the training subset and evaluated on the validation subset. Linear Regression was used as an initial baseline before the five final models were carried forward for tuning and holdout evaluation.</w:t>
       </w:r>
@@ -3709,39 +3701,43 @@
     </w:p>
     <w:p xmlns:wp14="http://schemas.microsoft.com/office/word/2010/wordml" wp14:textId="77777777">
       <w:pPr>
-        <w:spacing w:before="0" w:after="160" w:line="300"/>
-      </w:pPr>
-      <w:r>
-        <w:rPr>
-          <w:b/>
-          <w:bCs/>
-          <w:sz w:val="22"/>
-          <w:szCs w:val="22"/>
-        </w:rPr>
-        <w:t xml:space="preserve">notebooks/05_Hyperparameter_Tuning.ipynb</w:t>
-      </w:r>
-      <w:r>
-        <w:rPr>
-          <w:sz w:val="22"/>
-          <w:szCs w:val="22"/>
+        <w:spacing w:before="0" w:after="160" w:line="300" w:lineRule="auto"/>
+      </w:pPr>
+      <w:r>
+        <w:rPr>
+          <w:b w:val="1"/>
+          <w:bCs w:val="1"/>
+          <w:sz w:val="22"/>
+          <w:szCs w:val="22"/>
+          <w:lang w:val="en-US"/>
+        </w:rPr>
+        <w:t>notebooks/05_Hyperparameter_Tuning.ipynb</w:t>
+      </w:r>
+      <w:r>
+        <w:rPr>
+          <w:sz w:val="22"/>
+          <w:szCs w:val="22"/>
+          <w:lang w:val="en-US"/>
         </w:rPr>
         <w:t xml:space="preserve"> tunes each model over the same train/validation split, and the final chosen hyperparameters are recorded in </w:t>
       </w:r>
       <w:r>
         <w:rPr>
-          <w:b/>
-          <w:bCs/>
-          <w:sz w:val="22"/>
-          <w:szCs w:val="22"/>
-        </w:rPr>
-        <w:t xml:space="preserve">data/05_tuning_results/best_params.json</w:t>
-      </w:r>
-      <w:r>
-        <w:rPr>
-          <w:sz w:val="22"/>
-          <w:szCs w:val="22"/>
-        </w:rPr>
-        <w:t xml:space="preserve">:</w:t>
+          <w:b w:val="1"/>
+          <w:bCs w:val="1"/>
+          <w:sz w:val="22"/>
+          <w:szCs w:val="22"/>
+          <w:lang w:val="en-US"/>
+        </w:rPr>
+        <w:t>data/05_tuning_results/best_params.json</w:t>
+      </w:r>
+      <w:r>
+        <w:rPr>
+          <w:sz w:val="22"/>
+          <w:szCs w:val="22"/>
+          <w:lang w:val="en-US"/>
+        </w:rPr>
+        <w:t>:</w:t>
       </w:r>
     </w:p>
     <w:tbl>
@@ -3859,12 +3855,13 @@
             </w:pPr>
             <w:r>
               <w:rPr>
-                <w:b w:val="false"/>
-                <w:bCs w:val="false"/>
-                <w:sz w:val="20"/>
-                <w:szCs w:val="20"/>
-              </w:rPr>
-              <w:t xml:space="preserve">n_estimators=500, max_depth=16, min_samples_leaf=1, max_features="log2"</w:t>
+                <w:b w:val="0"/>
+                <w:bCs w:val="0"/>
+                <w:sz w:val="20"/>
+                <w:szCs w:val="20"/>
+                <w:lang w:val="en-US"/>
+              </w:rPr>
+              <w:t>n_estimators=500, max_depth=16, min_samples_leaf=1, max_features="log2"</w:t>
             </w:r>
           </w:p>
         </w:tc>
@@ -3886,12 +3883,13 @@
             </w:pPr>
             <w:r>
               <w:rPr>
-                <w:b w:val="false"/>
-                <w:bCs w:val="false"/>
-                <w:sz w:val="20"/>
-                <w:szCs w:val="20"/>
-              </w:rPr>
-              <w:t xml:space="preserve">XGBoost</w:t>
+                <w:b w:val="0"/>
+                <w:bCs w:val="0"/>
+                <w:sz w:val="20"/>
+                <w:szCs w:val="20"/>
+                <w:lang w:val="en-US"/>
+              </w:rPr>
+              <w:t>XGBoost</w:t>
             </w:r>
           </w:p>
         </w:tc>
@@ -3911,12 +3909,13 @@
             </w:pPr>
             <w:r>
               <w:rPr>
-                <w:b w:val="false"/>
-                <w:bCs w:val="false"/>
-                <w:sz w:val="20"/>
-                <w:szCs w:val="20"/>
-              </w:rPr>
-              <w:t xml:space="preserve">n_estimators=500, max_depth=4, learning_rate=0.05, subsample=0.7, colsample_bytree=1.0</w:t>
+                <w:b w:val="0"/>
+                <w:bCs w:val="0"/>
+                <w:sz w:val="20"/>
+                <w:szCs w:val="20"/>
+                <w:lang w:val="en-US"/>
+              </w:rPr>
+              <w:t>n_estimators=500, max_depth=4, learning_rate=0.05, subsample=0.7, colsample_bytree=1.0</w:t>
             </w:r>
           </w:p>
         </w:tc>
@@ -4015,12 +4014,13 @@
             </w:pPr>
             <w:r>
               <w:rPr>
-                <w:b w:val="false"/>
-                <w:bCs w:val="false"/>
-                <w:sz w:val="20"/>
-                <w:szCs w:val="20"/>
-              </w:rPr>
-              <w:t xml:space="preserve">hidden_layer_sizes=(128,64), alpha=0.001, learning_rate_init=0.01</w:t>
+                <w:b w:val="0"/>
+                <w:bCs w:val="0"/>
+                <w:sz w:val="20"/>
+                <w:szCs w:val="20"/>
+                <w:lang w:val="en-US"/>
+              </w:rPr>
+              <w:t>hidden_layer_sizes=(128,64), alpha=0.001, learning_rate_init=0.01</w:t>
             </w:r>
           </w:p>
         </w:tc>
@@ -4154,12 +4154,56 @@
       </w:pPr>
       <w:r>
         <w:rPr>
+          <w:b w:val="1"/>
+          <w:bCs w:val="1"/>
+          <w:sz w:val="24"/>
+          <w:szCs w:val="24"/>
+          <w:lang w:val="en-US"/>
+        </w:rPr>
+        <w:t>8.4 Validation-to-Holdout Behaviour</w:t>
+      </w:r>
+    </w:p>
+    <w:p xmlns:wp14="http://schemas.microsoft.com/office/word/2010/wordml" wp14:textId="77777777">
+      <w:pPr>
+        <w:spacing w:before="0" w:after="160" w:line="300" w:lineRule="auto"/>
+      </w:pPr>
+      <w:r>
+        <w:rPr>
+          <w:sz w:val="22"/>
+          <w:szCs w:val="22"/>
+          <w:lang w:val="en-US"/>
+        </w:rPr>
+        <w:t>Comparing tuned validation R² against holdout R² shows all five models remain closely matched between the two, which supports the models generalising to the independently sampled LHS design rather than only memorising the Sobol grid. The one clear overfitting pattern is specific to Random Forest before max_features tuning: a large train–validation R² gap on the purity targets (train ≈ 0.96/0.93 vs. validation ≈ 0.67/0.47), attributed to highly correlated trees dominated by benzene_feed_fraction and reflux_ratio splits. Restricting max_features to "sqrt", and later tuning to "log2" with max_depth=16, reduced but did not close this gap — Random Forest remains the weakest model on holdout purity even after tuning, consistent with a residual underfitting/bias issue for this feature set rather than a variance problem alone.</w:t>
+      </w:r>
+    </w:p>
+    <w:p xmlns:wp14="http://schemas.microsoft.com/office/word/2010/wordml" wp14:textId="77777777">
+      <w:pPr>
+        <w:pStyle w:val="Heading1"/>
+        <w:spacing w:before="360" w:after="200"/>
+      </w:pPr>
+      <w:r>
+        <w:rPr>
+          <w:b/>
+          <w:bCs/>
+          <w:sz w:val="28"/>
+          <w:szCs w:val="28"/>
+        </w:rPr>
+        <w:t xml:space="preserve">9. Performance Comparison of Models</w:t>
+      </w:r>
+    </w:p>
+    <w:p xmlns:wp14="http://schemas.microsoft.com/office/word/2010/wordml" wp14:textId="77777777">
+      <w:pPr>
+        <w:pStyle w:val="Heading2"/>
+        <w:spacing w:before="260" w:after="160"/>
+      </w:pPr>
+      <w:r>
+        <w:rPr>
           <w:b/>
           <w:bCs/>
           <w:sz w:val="24"/>
           <w:szCs w:val="24"/>
         </w:rPr>
-        <w:t xml:space="preserve">8.4 Validation-to-Holdout Behaviour</w:t>
+        <w:t xml:space="preserve">9.1 Holdout Performance</w:t>
       </w:r>
     </w:p>
     <w:p xmlns:wp14="http://schemas.microsoft.com/office/word/2010/wordml" wp14:textId="77777777">
@@ -4172,49 +4216,7 @@
           <w:szCs w:val="22"/>
           <w:lang w:val="en-US"/>
         </w:rPr>
-        <w:t>Comparing tuned validation R² against holdout R² shows all five models remain closely matched between the two, which supports the models generalising to the independently sampled LHS design rather than only memorising the Sobol grid. The one clear overfitting pattern is specific to Random Forest before max_features tuning: a large train–validation R² gap on the purity targets (train ≈ 0.96/0.93 vs. validation ≈ 0.67/0.47), attributed to highly correlated trees dominated by benzene_feed_fraction and reflux_ratio splits. Restricting max_features to "sqrt", and later tuning to "log2" with max_depth=16, reduced but did not close this gap — Random Forest remains the weakest model on holdout purity even after tuning, consistent with a residual underfitting/bias issue for this feature set rather than a variance problem alone.</w:t>
-      </w:r>
-    </w:p>
-    <w:p xmlns:wp14="http://schemas.microsoft.com/office/word/2010/wordml" wp14:textId="77777777">
-      <w:pPr>
-        <w:pStyle w:val="Heading1"/>
-        <w:spacing w:before="360" w:after="200"/>
-      </w:pPr>
-      <w:r>
-        <w:rPr>
-          <w:b/>
-          <w:bCs/>
-          <w:sz w:val="28"/>
-          <w:szCs w:val="28"/>
-        </w:rPr>
-        <w:t xml:space="preserve">9. Performance Comparison of Models</w:t>
-      </w:r>
-    </w:p>
-    <w:p xmlns:wp14="http://schemas.microsoft.com/office/word/2010/wordml" wp14:textId="77777777">
-      <w:pPr>
-        <w:pStyle w:val="Heading2"/>
-        <w:spacing w:before="260" w:after="160"/>
-      </w:pPr>
-      <w:r>
-        <w:rPr>
-          <w:b/>
-          <w:bCs/>
-          <w:sz w:val="24"/>
-          <w:szCs w:val="24"/>
-        </w:rPr>
-        <w:t xml:space="preserve">9.1 Holdout Performance</w:t>
-      </w:r>
-    </w:p>
-    <w:p xmlns:wp14="http://schemas.microsoft.com/office/word/2010/wordml" wp14:textId="77777777">
-      <w:pPr>
-        <w:spacing w:before="0" w:after="160" w:line="300"/>
-      </w:pPr>
-      <w:r>
-        <w:rPr>
-          <w:sz w:val="22"/>
-          <w:szCs w:val="22"/>
-        </w:rPr>
-        <w:t xml:space="preserve">Holdout metrics for all five models on all four targets, from data/06_physical_checks/holdout_error_metrics.csv, are shown below. Higher R² is better; lower MAE and RMSE are better, with RMSE penalising large individual errors more than MAE.</w:t>
+        <w:t>Holdout metrics for all five models on all four targets, from data/06_physical_checks/holdout_error_metrics.csv, are shown below. Higher R² is better; lower MAE and RMSE are better, with RMSE penalising large individual errors more than MAE.</w:t>
       </w:r>
     </w:p>
     <w:tbl>
@@ -4413,12 +4415,13 @@
             </w:pPr>
             <w:r>
               <w:rPr>
-                <w:b w:val="false"/>
-                <w:bCs w:val="false"/>
-                <w:sz w:val="20"/>
-                <w:szCs w:val="20"/>
-              </w:rPr>
-              <w:t xml:space="preserve">x_D_benzene</w:t>
+                <w:b w:val="0"/>
+                <w:bCs w:val="0"/>
+                <w:sz w:val="20"/>
+                <w:szCs w:val="20"/>
+                <w:lang w:val="en-US"/>
+              </w:rPr>
+              <w:t>x_D_benzene</w:t>
             </w:r>
           </w:p>
         </w:tc>
@@ -4540,12 +4543,13 @@
             </w:pPr>
             <w:r>
               <w:rPr>
-                <w:b w:val="false"/>
-                <w:bCs w:val="false"/>
-                <w:sz w:val="20"/>
-                <w:szCs w:val="20"/>
-              </w:rPr>
-              <w:t xml:space="preserve">x_B_benzene</w:t>
+                <w:b w:val="0"/>
+                <w:bCs w:val="0"/>
+                <w:sz w:val="20"/>
+                <w:szCs w:val="20"/>
+                <w:lang w:val="en-US"/>
+              </w:rPr>
+              <w:t>x_B_benzene</w:t>
             </w:r>
           </w:p>
         </w:tc>
@@ -4896,12 +4900,13 @@
             </w:pPr>
             <w:r>
               <w:rPr>
-                <w:b w:val="false"/>
-                <w:bCs w:val="false"/>
-                <w:sz w:val="20"/>
-                <w:szCs w:val="20"/>
-              </w:rPr>
-              <w:t xml:space="preserve">XGBoost</w:t>
+                <w:b w:val="0"/>
+                <w:bCs w:val="0"/>
+                <w:sz w:val="20"/>
+                <w:szCs w:val="20"/>
+                <w:lang w:val="en-US"/>
+              </w:rPr>
+              <w:t>XGBoost</w:t>
             </w:r>
           </w:p>
         </w:tc>
@@ -4921,12 +4926,13 @@
             </w:pPr>
             <w:r>
               <w:rPr>
-                <w:b w:val="false"/>
-                <w:bCs w:val="false"/>
-                <w:sz w:val="20"/>
-                <w:szCs w:val="20"/>
-              </w:rPr>
-              <w:t xml:space="preserve">x_D_benzene</w:t>
+                <w:b w:val="0"/>
+                <w:bCs w:val="0"/>
+                <w:sz w:val="20"/>
+                <w:szCs w:val="20"/>
+                <w:lang w:val="en-US"/>
+              </w:rPr>
+              <w:t>x_D_benzene</w:t>
             </w:r>
           </w:p>
         </w:tc>
@@ -5023,12 +5029,13 @@
             </w:pPr>
             <w:r>
               <w:rPr>
-                <w:b w:val="false"/>
-                <w:bCs w:val="false"/>
-                <w:sz w:val="20"/>
-                <w:szCs w:val="20"/>
-              </w:rPr>
-              <w:t xml:space="preserve">XGBoost</w:t>
+                <w:b w:val="0"/>
+                <w:bCs w:val="0"/>
+                <w:sz w:val="20"/>
+                <w:szCs w:val="20"/>
+                <w:lang w:val="en-US"/>
+              </w:rPr>
+              <w:t>XGBoost</w:t>
             </w:r>
           </w:p>
         </w:tc>
@@ -5048,12 +5055,13 @@
             </w:pPr>
             <w:r>
               <w:rPr>
-                <w:b w:val="false"/>
-                <w:bCs w:val="false"/>
-                <w:sz w:val="20"/>
-                <w:szCs w:val="20"/>
-              </w:rPr>
-              <w:t xml:space="preserve">x_B_benzene</w:t>
+                <w:b w:val="0"/>
+                <w:bCs w:val="0"/>
+                <w:sz w:val="20"/>
+                <w:szCs w:val="20"/>
+                <w:lang w:val="en-US"/>
+              </w:rPr>
+              <w:t>x_B_benzene</w:t>
             </w:r>
           </w:p>
         </w:tc>
@@ -5278,12 +5286,13 @@
             </w:pPr>
             <w:r>
               <w:rPr>
-                <w:b w:val="false"/>
-                <w:bCs w:val="false"/>
-                <w:sz w:val="20"/>
-                <w:szCs w:val="20"/>
-              </w:rPr>
-              <w:t xml:space="preserve">XGBoost</w:t>
+                <w:b w:val="0"/>
+                <w:bCs w:val="0"/>
+                <w:sz w:val="20"/>
+                <w:szCs w:val="20"/>
+                <w:lang w:val="en-US"/>
+              </w:rPr>
+              <w:t>XGBoost</w:t>
             </w:r>
           </w:p>
         </w:tc>
@@ -5430,12 +5439,13 @@
             </w:pPr>
             <w:r>
               <w:rPr>
-                <w:b w:val="false"/>
-                <w:bCs w:val="false"/>
-                <w:sz w:val="20"/>
-                <w:szCs w:val="20"/>
-              </w:rPr>
-              <w:t xml:space="preserve">x_D_benzene</w:t>
+                <w:b w:val="0"/>
+                <w:bCs w:val="0"/>
+                <w:sz w:val="20"/>
+                <w:szCs w:val="20"/>
+                <w:lang w:val="en-US"/>
+              </w:rPr>
+              <w:t>x_D_benzene</w:t>
             </w:r>
           </w:p>
         </w:tc>
@@ -5557,12 +5567,13 @@
             </w:pPr>
             <w:r>
               <w:rPr>
-                <w:b w:val="false"/>
-                <w:bCs w:val="false"/>
-                <w:sz w:val="20"/>
-                <w:szCs w:val="20"/>
-              </w:rPr>
-              <w:t xml:space="preserve">x_B_benzene</w:t>
+                <w:b w:val="0"/>
+                <w:bCs w:val="0"/>
+                <w:sz w:val="20"/>
+                <w:szCs w:val="20"/>
+                <w:lang w:val="en-US"/>
+              </w:rPr>
+              <w:t>x_B_benzene</w:t>
             </w:r>
           </w:p>
         </w:tc>
@@ -5938,12 +5949,13 @@
             </w:pPr>
             <w:r>
               <w:rPr>
-                <w:b w:val="false"/>
-                <w:bCs w:val="false"/>
-                <w:sz w:val="20"/>
-                <w:szCs w:val="20"/>
-              </w:rPr>
-              <w:t xml:space="preserve">x_D_benzene</w:t>
+                <w:b w:val="0"/>
+                <w:bCs w:val="0"/>
+                <w:sz w:val="20"/>
+                <w:szCs w:val="20"/>
+                <w:lang w:val="en-US"/>
+              </w:rPr>
+              <w:t>x_D_benzene</w:t>
             </w:r>
           </w:p>
         </w:tc>
@@ -6065,12 +6077,13 @@
             </w:pPr>
             <w:r>
               <w:rPr>
-                <w:b w:val="false"/>
-                <w:bCs w:val="false"/>
-                <w:sz w:val="20"/>
-                <w:szCs w:val="20"/>
-              </w:rPr>
-              <w:t xml:space="preserve">x_B_benzene</w:t>
+                <w:b w:val="0"/>
+                <w:bCs w:val="0"/>
+                <w:sz w:val="20"/>
+                <w:szCs w:val="20"/>
+                <w:lang w:val="en-US"/>
+              </w:rPr>
+              <w:t>x_B_benzene</w:t>
             </w:r>
           </w:p>
         </w:tc>
@@ -6574,12 +6587,13 @@
             </w:pPr>
             <w:r>
               <w:rPr>
-                <w:b w:val="false"/>
-                <w:bCs w:val="false"/>
-                <w:sz w:val="20"/>
-                <w:szCs w:val="20"/>
-              </w:rPr>
-              <w:t xml:space="preserve">x_B_benzene</w:t>
+                <w:b w:val="0"/>
+                <w:bCs w:val="0"/>
+                <w:sz w:val="20"/>
+                <w:szCs w:val="20"/>
+                <w:lang w:val="en-US"/>
+              </w:rPr>
+              <w:t>x_B_benzene</w:t>
             </w:r>
           </w:p>
         </w:tc>
@@ -6921,14 +6935,15 @@
     </w:p>
     <w:p xmlns:wp14="http://schemas.microsoft.com/office/word/2010/wordml" wp14:textId="77777777">
       <w:pPr>
-        <w:spacing w:before="0" w:after="160" w:line="300"/>
-      </w:pPr>
-      <w:r>
-        <w:rPr>
-          <w:sz w:val="22"/>
-          <w:szCs w:val="22"/>
-        </w:rPr>
-        <w:t xml:space="preserve">On the two purity targets, ANN and XGBoost are clearly strongest on holdout (R² ≥ 0.996), SVR is close behind, Polynomial Regression is noticeably weaker (R² ≈ 0.981–0.982), and Random Forest is the weakest by a wide margin (R² ≈ 0.86 / 0.77).</w:t>
+        <w:spacing w:before="0" w:after="160" w:line="300" w:lineRule="auto"/>
+      </w:pPr>
+      <w:r>
+        <w:rPr>
+          <w:sz w:val="22"/>
+          <w:szCs w:val="22"/>
+          <w:lang w:val="en-US"/>
+        </w:rPr>
+        <w:t>On the two purity targets, ANN and XGBoost are clearly strongest on holdout (R² ≥ 0.996), SVR is close behind, Polynomial Regression is noticeably weaker (R² ≈ 0.981–0.982), and Random Forest is the weakest by a wide margin (R² ≈ 0.86 / 0.77).</w:t>
       </w:r>
     </w:p>
     <w:p xmlns:wp14="http://schemas.microsoft.com/office/word/2010/wordml" wp14:textId="77777777">
@@ -7118,12 +7133,13 @@
       </w:pPr>
       <w:r>
         <w:rPr>
-          <w:i/>
-          <w:iCs/>
+          <w:i w:val="1"/>
+          <w:iCs w:val="1"/>
           <w:sz w:val="20"/>
           <w:szCs w:val="20"/>
-        </w:rPr>
-        <w:t xml:space="preserve">Figure 4: Predicted vs. actual, XGBoost, all four targets.</w:t>
+          <w:lang w:val="en-US"/>
+        </w:rPr>
+        <w:t>Figure 4: Predicted vs. actual, XGBoost, all four targets.</w:t>
       </w:r>
     </w:p>
     <w:p xmlns:wp14="http://schemas.microsoft.com/office/word/2010/wordml" wp14:textId="77777777">
@@ -7466,14 +7482,15 @@
     </w:p>
     <w:p xmlns:wp14="http://schemas.microsoft.com/office/word/2010/wordml" wp14:textId="77777777">
       <w:pPr>
-        <w:spacing w:before="0" w:after="160" w:line="300"/>
-      </w:pPr>
-      <w:r>
-        <w:rPr>
-          <w:sz w:val="22"/>
-          <w:szCs w:val="22"/>
-        </w:rPr>
-        <w:t xml:space="preserve">ANN was selected as the primary single-model surrogate because it provides the best overall balance across the four outputs. It is the strongest individual model on both purity targets, remains highly competitive though not the single best on both duty targets, and its validation-to-holdout R² is stable across all four outputs, showing that it is not overfitting the training design.</w:t>
+        <w:spacing w:before="0" w:after="160" w:line="300" w:lineRule="auto"/>
+      </w:pPr>
+      <w:r>
+        <w:rPr>
+          <w:sz w:val="22"/>
+          <w:szCs w:val="22"/>
+          <w:lang w:val="en-US"/>
+        </w:rPr>
+        <w:t>ANN was selected as the primary single-model surrogate because it provides the best overall balance across the four outputs. It is the strongest individual model on both purity targets, remains highly competitive though not the single best on both duty targets, and its validation-to-holdout R² is stable across all four outputs, showing that it is not overfitting the training design.</w:t>
       </w:r>
     </w:p>
     <w:p xmlns:wp14="http://schemas.microsoft.com/office/word/2010/wordml" wp14:textId="77777777">
@@ -7493,14 +7510,15 @@
     </w:p>
     <w:p xmlns:wp14="http://schemas.microsoft.com/office/word/2010/wordml" wp14:textId="77777777">
       <w:pPr>
-        <w:spacing w:before="0" w:after="160" w:line="300"/>
-      </w:pPr>
-      <w:r>
-        <w:rPr>
-          <w:sz w:val="22"/>
-          <w:szCs w:val="22"/>
-        </w:rPr>
-        <w:t xml:space="preserve">A per-target look at the same holdout metrics, matching data/06_physical_checks/final_model_selection.json, shows that per-target accuracy can be improved beyond what any single model achieves across all outputs:</w:t>
+        <w:spacing w:before="0" w:after="160" w:line="300" w:lineRule="auto"/>
+      </w:pPr>
+      <w:r>
+        <w:rPr>
+          <w:sz w:val="22"/>
+          <w:szCs w:val="22"/>
+          <w:lang w:val="en-US"/>
+        </w:rPr>
+        <w:t>A per-target look at the same holdout metrics, matching data/06_physical_checks/final_model_selection.json, shows that per-target accuracy can be improved beyond what any single model achieves across all outputs:</w:t>
       </w:r>
     </w:p>
     <w:tbl>
@@ -7593,12 +7611,13 @@
             </w:pPr>
             <w:r>
               <w:rPr>
-                <w:b w:val="false"/>
-                <w:bCs w:val="false"/>
-                <w:sz w:val="20"/>
-                <w:szCs w:val="20"/>
-              </w:rPr>
-              <w:t xml:space="preserve">x_D_benzene</w:t>
+                <w:b w:val="0"/>
+                <w:bCs w:val="0"/>
+                <w:sz w:val="20"/>
+                <w:szCs w:val="20"/>
+                <w:lang w:val="en-US"/>
+              </w:rPr>
+              <w:t>x_D_benzene</w:t>
             </w:r>
           </w:p>
         </w:tc>
@@ -7645,12 +7664,13 @@
             </w:pPr>
             <w:r>
               <w:rPr>
-                <w:b w:val="false"/>
-                <w:bCs w:val="false"/>
-                <w:sz w:val="20"/>
-                <w:szCs w:val="20"/>
-              </w:rPr>
-              <w:t xml:space="preserve">x_B_benzene</w:t>
+                <w:b w:val="0"/>
+                <w:bCs w:val="0"/>
+                <w:sz w:val="20"/>
+                <w:szCs w:val="20"/>
+                <w:lang w:val="en-US"/>
+              </w:rPr>
+              <w:t>x_B_benzene</w:t>
             </w:r>
           </w:p>
         </w:tc>
@@ -7814,26 +7834,29 @@
           <w:ilvl w:val="0"/>
           <w:numId w:val="1"/>
         </w:numPr>
-        <w:spacing w:after="100" w:line="280"/>
-      </w:pPr>
-      <w:r>
-        <w:rPr>
-          <w:sz w:val="22"/>
-          <w:szCs w:val="22"/>
-        </w:rPr>
-        <w:t xml:space="preserve">Polynomial Regression performs best for the two duty targets — Q_C and Q_R are close to smooth, near-quadratic functions of the sampled operating conditions over the explored range, which favours a low-order polynomial and is reflected in its very tight validation-to-holdout agreement on these two targets.</w:t>
-      </w:r>
-    </w:p>
-    <w:p xmlns:wp14="http://schemas.microsoft.com/office/word/2010/wordml" wp14:textId="77777777">
-      <w:pPr>
-        <w:spacing w:before="0" w:after="160" w:line="300"/>
-      </w:pPr>
-      <w:r>
-        <w:rPr>
-          <w:sz w:val="22"/>
-          <w:szCs w:val="22"/>
-        </w:rPr>
-        <w:t xml:space="preserve">When the targets are considered separately, ANN gives the best results for both purity outputs, while Polynomial Regression gives the best results for the two duty outputs. This gives two possible deployment choices: ANN when one unified model is preferred, and ANN + Polynomial Regression when target-specific accuracy is the priority.</w:t>
+        <w:spacing w:after="100" w:line="280" w:lineRule="auto"/>
+        <w:rPr/>
+      </w:pPr>
+      <w:r>
+        <w:rPr>
+          <w:sz w:val="22"/>
+          <w:szCs w:val="22"/>
+          <w:lang w:val="en-US"/>
+        </w:rPr>
+        <w:t>Polynomial Regression performs best for the two duty targets — Q_C and Q_R are close to smooth, near-quadratic functions of the sampled operating conditions over the explored range, which favours a low-order polynomial and is reflected in its very tight validation-to-holdout agreement on these two targets.</w:t>
+      </w:r>
+    </w:p>
+    <w:p xmlns:wp14="http://schemas.microsoft.com/office/word/2010/wordml" wp14:textId="77777777">
+      <w:pPr>
+        <w:spacing w:before="0" w:after="160" w:line="300" w:lineRule="auto"/>
+      </w:pPr>
+      <w:r>
+        <w:rPr>
+          <w:sz w:val="22"/>
+          <w:szCs w:val="22"/>
+          <w:lang w:val="en-US"/>
+        </w:rPr>
+        <w:t>When the targets are considered separately, ANN gives the best results for both purity outputs, while Polynomial Regression gives the best results for the two duty outputs. This gives two possible deployment choices: ANN when one unified model is preferred, and ANN + Polynomial Regression when target-specific accuracy is the priority.</w:t>
       </w:r>
     </w:p>
     <w:p xmlns:wp14="http://schemas.microsoft.com/office/word/2010/wordml" wp14:textId="77777777">
@@ -7853,21 +7876,23 @@
     </w:p>
     <w:p xmlns:wp14="http://schemas.microsoft.com/office/word/2010/wordml" wp14:textId="77777777">
       <w:pPr>
-        <w:spacing w:before="0" w:after="160" w:line="300"/>
-      </w:pPr>
-      <w:r>
-        <w:rPr>
-          <w:b/>
-          <w:bCs/>
-          <w:sz w:val="22"/>
-          <w:szCs w:val="22"/>
-        </w:rPr>
-        <w:t xml:space="preserve">notebooks/07_Physical_Consistency_Check.ipynb</w:t>
-      </w:r>
-      <w:r>
-        <w:rPr>
-          <w:sz w:val="22"/>
-          <w:szCs w:val="22"/>
+        <w:spacing w:before="0" w:after="160" w:line="300" w:lineRule="auto"/>
+      </w:pPr>
+      <w:r>
+        <w:rPr>
+          <w:b w:val="1"/>
+          <w:bCs w:val="1"/>
+          <w:sz w:val="22"/>
+          <w:szCs w:val="22"/>
+          <w:lang w:val="en-US"/>
+        </w:rPr>
+        <w:t>notebooks/07_Physical_Consistency_Check.ipynb</w:t>
+      </w:r>
+      <w:r>
+        <w:rPr>
+          <w:sz w:val="22"/>
+          <w:szCs w:val="22"/>
+          <w:lang w:val="en-US"/>
         </w:rPr>
         <w:t xml:space="preserve"> performs two checks on the same holdout predictions: hard physical-bounds violations, and qualitative sensitivity sweeps of reflux ratio and feed composition, holding every other input at the Sobol training-set median, to see whether each model's predicted trend direction matches expected distillation behaviour.</w:t>
       </w:r>
@@ -7889,28 +7914,31 @@
     </w:p>
     <w:p xmlns:wp14="http://schemas.microsoft.com/office/word/2010/wordml" wp14:textId="77777777">
       <w:pPr>
-        <w:spacing w:before="0" w:after="160" w:line="300"/>
-      </w:pPr>
-      <w:r>
-        <w:rPr>
-          <w:sz w:val="22"/>
-          <w:szCs w:val="22"/>
+        <w:spacing w:before="0" w:after="160" w:line="300" w:lineRule="auto"/>
+      </w:pPr>
+      <w:r>
+        <w:rPr>
+          <w:sz w:val="22"/>
+          <w:szCs w:val="22"/>
+          <w:lang w:val="en-US"/>
         </w:rPr>
         <w:t xml:space="preserve">From </w:t>
       </w:r>
       <w:r>
         <w:rPr>
-          <w:b/>
-          <w:bCs/>
-          <w:sz w:val="22"/>
-          <w:szCs w:val="22"/>
-        </w:rPr>
-        <w:t xml:space="preserve">data/06_physical_checks/bounds_violation_summary.csv</w:t>
-      </w:r>
-      <w:r>
-        <w:rPr>
-          <w:sz w:val="22"/>
-          <w:szCs w:val="22"/>
+          <w:b w:val="1"/>
+          <w:bCs w:val="1"/>
+          <w:sz w:val="22"/>
+          <w:szCs w:val="22"/>
+          <w:lang w:val="en-US"/>
+        </w:rPr>
+        <w:t>data/06_physical_checks/bounds_violation_summary.csv</w:t>
+      </w:r>
+      <w:r>
+        <w:rPr>
+          <w:sz w:val="22"/>
+          <w:szCs w:val="22"/>
+          <w:lang w:val="en-US"/>
         </w:rPr>
         <w:t xml:space="preserve"> — composition bounds x_D, x_B ∈ [0,1], non-negative duties, and x_D not less than x_B, across the 491-row holdout set:</w:t>
       </w:r>
@@ -7984,12 +8012,120 @@
             </w:pPr>
             <w:r>
               <w:rPr>
+                <w:b w:val="1"/>
+                <w:bCs w:val="1"/>
+                <w:sz w:val="20"/>
+                <w:szCs w:val="20"/>
+                <w:lang w:val="en-US"/>
+              </w:rPr>
+              <w:t>x_D&lt;0</w:t>
+            </w:r>
+          </w:p>
+        </w:tc>
+        <w:tc>
+          <w:tcPr>
+            <w:tcW w:w="900" w:type="dxa"/>
+            <w:shd w:val="clear" w:color="auto" w:fill="D9D9D9"/>
+            <w:tcMar>
+              <w:top w:w="60" w:type="dxa"/>
+              <w:left w:w="100" w:type="dxa"/>
+              <w:bottom w:w="60" w:type="dxa"/>
+              <w:right w:w="100" w:type="dxa"/>
+            </w:tcMar>
+          </w:tcPr>
+          <w:p wp14:textId="77777777">
+            <w:pPr>
+              <w:jc w:val="left"/>
+            </w:pPr>
+            <w:r>
+              <w:rPr>
+                <w:b w:val="1"/>
+                <w:bCs w:val="1"/>
+                <w:sz w:val="20"/>
+                <w:szCs w:val="20"/>
+                <w:lang w:val="en-US"/>
+              </w:rPr>
+              <w:t>x_D&gt;1</w:t>
+            </w:r>
+          </w:p>
+        </w:tc>
+        <w:tc>
+          <w:tcPr>
+            <w:tcW w:w="900" w:type="dxa"/>
+            <w:shd w:val="clear" w:color="auto" w:fill="D9D9D9"/>
+            <w:tcMar>
+              <w:top w:w="60" w:type="dxa"/>
+              <w:left w:w="100" w:type="dxa"/>
+              <w:bottom w:w="60" w:type="dxa"/>
+              <w:right w:w="100" w:type="dxa"/>
+            </w:tcMar>
+          </w:tcPr>
+          <w:p wp14:textId="77777777">
+            <w:pPr>
+              <w:jc w:val="left"/>
+            </w:pPr>
+            <w:r>
+              <w:rPr>
+                <w:b w:val="1"/>
+                <w:bCs w:val="1"/>
+                <w:sz w:val="20"/>
+                <w:szCs w:val="20"/>
+                <w:lang w:val="en-US"/>
+              </w:rPr>
+              <w:t>x_B&lt;0</w:t>
+            </w:r>
+          </w:p>
+        </w:tc>
+        <w:tc>
+          <w:tcPr>
+            <w:tcW w:w="900" w:type="dxa"/>
+            <w:shd w:val="clear" w:color="auto" w:fill="D9D9D9"/>
+            <w:tcMar>
+              <w:top w:w="60" w:type="dxa"/>
+              <w:left w:w="100" w:type="dxa"/>
+              <w:bottom w:w="60" w:type="dxa"/>
+              <w:right w:w="100" w:type="dxa"/>
+            </w:tcMar>
+          </w:tcPr>
+          <w:p wp14:textId="77777777">
+            <w:pPr>
+              <w:jc w:val="left"/>
+            </w:pPr>
+            <w:r>
+              <w:rPr>
+                <w:b w:val="1"/>
+                <w:bCs w:val="1"/>
+                <w:sz w:val="20"/>
+                <w:szCs w:val="20"/>
+                <w:lang w:val="en-US"/>
+              </w:rPr>
+              <w:t>x_B&gt;1</w:t>
+            </w:r>
+          </w:p>
+        </w:tc>
+        <w:tc>
+          <w:tcPr>
+            <w:tcW w:w="900" w:type="dxa"/>
+            <w:shd w:val="clear" w:color="auto" w:fill="D9D9D9"/>
+            <w:tcMar>
+              <w:top w:w="60" w:type="dxa"/>
+              <w:left w:w="100" w:type="dxa"/>
+              <w:bottom w:w="60" w:type="dxa"/>
+              <w:right w:w="100" w:type="dxa"/>
+            </w:tcMar>
+          </w:tcPr>
+          <w:p wp14:textId="77777777">
+            <w:pPr>
+              <w:jc w:val="left"/>
+            </w:pPr>
+            <w:r>
+              <w:rPr>
                 <w:b/>
                 <w:bCs/>
                 <w:sz w:val="20"/>
                 <w:szCs w:val="20"/>
               </w:rPr>
-              <w:t xml:space="preserve">x_D&lt;0</w:t>
+              <w:t xml:space="preserve">Q_C&lt;0</w:t>
             </w:r>
           </w:p>
         </w:tc>
@@ -8015,110 +8151,6 @@
                 <w:sz w:val="20"/>
                 <w:szCs w:val="20"/>
               </w:rPr>
-              <w:t xml:space="preserve">x_D&gt;1</w:t>
-            </w:r>
-          </w:p>
-        </w:tc>
-        <w:tc>
-          <w:tcPr>
-            <w:tcW w:w="900" w:type="dxa"/>
-            <w:shd w:val="clear" w:color="auto" w:fill="D9D9D9"/>
-            <w:tcMar>
-              <w:top w:w="60" w:type="dxa"/>
-              <w:left w:w="100" w:type="dxa"/>
-              <w:bottom w:w="60" w:type="dxa"/>
-              <w:right w:w="100" w:type="dxa"/>
-            </w:tcMar>
-          </w:tcPr>
-          <w:p wp14:textId="77777777">
-            <w:pPr>
-              <w:jc w:val="left"/>
-            </w:pPr>
-            <w:r>
-              <w:rPr>
-                <w:b/>
-                <w:bCs/>
-                <w:sz w:val="20"/>
-                <w:szCs w:val="20"/>
-              </w:rPr>
-              <w:t xml:space="preserve">x_B&lt;0</w:t>
-            </w:r>
-          </w:p>
-        </w:tc>
-        <w:tc>
-          <w:tcPr>
-            <w:tcW w:w="900" w:type="dxa"/>
-            <w:shd w:val="clear" w:color="auto" w:fill="D9D9D9"/>
-            <w:tcMar>
-              <w:top w:w="60" w:type="dxa"/>
-              <w:left w:w="100" w:type="dxa"/>
-              <w:bottom w:w="60" w:type="dxa"/>
-              <w:right w:w="100" w:type="dxa"/>
-            </w:tcMar>
-          </w:tcPr>
-          <w:p wp14:textId="77777777">
-            <w:pPr>
-              <w:jc w:val="left"/>
-            </w:pPr>
-            <w:r>
-              <w:rPr>
-                <w:b/>
-                <w:bCs/>
-                <w:sz w:val="20"/>
-                <w:szCs w:val="20"/>
-              </w:rPr>
-              <w:t xml:space="preserve">x_B&gt;1</w:t>
-            </w:r>
-          </w:p>
-        </w:tc>
-        <w:tc>
-          <w:tcPr>
-            <w:tcW w:w="900" w:type="dxa"/>
-            <w:shd w:val="clear" w:color="auto" w:fill="D9D9D9"/>
-            <w:tcMar>
-              <w:top w:w="60" w:type="dxa"/>
-              <w:left w:w="100" w:type="dxa"/>
-              <w:bottom w:w="60" w:type="dxa"/>
-              <w:right w:w="100" w:type="dxa"/>
-            </w:tcMar>
-          </w:tcPr>
-          <w:p wp14:textId="77777777">
-            <w:pPr>
-              <w:jc w:val="left"/>
-            </w:pPr>
-            <w:r>
-              <w:rPr>
-                <w:b/>
-                <w:bCs/>
-                <w:sz w:val="20"/>
-                <w:szCs w:val="20"/>
-              </w:rPr>
-              <w:t xml:space="preserve">Q_C&lt;0</w:t>
-            </w:r>
-          </w:p>
-        </w:tc>
-        <w:tc>
-          <w:tcPr>
-            <w:tcW w:w="900" w:type="dxa"/>
-            <w:shd w:val="clear" w:color="auto" w:fill="D9D9D9"/>
-            <w:tcMar>
-              <w:top w:w="60" w:type="dxa"/>
-              <w:left w:w="100" w:type="dxa"/>
-              <w:bottom w:w="60" w:type="dxa"/>
-              <w:right w:w="100" w:type="dxa"/>
-            </w:tcMar>
-          </w:tcPr>
-          <w:p wp14:textId="77777777">
-            <w:pPr>
-              <w:jc w:val="left"/>
-            </w:pPr>
-            <w:r>
-              <w:rPr>
-                <w:b/>
-                <w:bCs/>
-                <w:sz w:val="20"/>
-                <w:szCs w:val="20"/>
-              </w:rPr>
               <w:t xml:space="preserve">Q_R&lt;0</w:t>
             </w:r>
           </w:p>
@@ -8140,12 +8172,13 @@
             </w:pPr>
             <w:r>
               <w:rPr>
-                <w:b/>
-                <w:bCs/>
-                <w:sz w:val="20"/>
-                <w:szCs w:val="20"/>
-              </w:rPr>
-              <w:t xml:space="preserve">x_D&lt;x_B</w:t>
+                <w:b w:val="1"/>
+                <w:bCs w:val="1"/>
+                <w:sz w:val="20"/>
+                <w:szCs w:val="20"/>
+                <w:lang w:val="en-US"/>
+              </w:rPr>
+              <w:t>x_D&lt;x_B</w:t>
             </w:r>
           </w:p>
         </w:tc>
@@ -8369,12 +8402,13 @@
             </w:pPr>
             <w:r>
               <w:rPr>
-                <w:b w:val="false"/>
-                <w:bCs w:val="false"/>
-                <w:sz w:val="20"/>
-                <w:szCs w:val="20"/>
-              </w:rPr>
-              <w:t xml:space="preserve">XGBoost</w:t>
+                <w:b w:val="0"/>
+                <w:bCs w:val="0"/>
+                <w:sz w:val="20"/>
+                <w:szCs w:val="20"/>
+                <w:lang w:val="en-US"/>
+              </w:rPr>
+              <w:t>XGBoost</w:t>
             </w:r>
           </w:p>
         </w:tc>
@@ -9166,62 +9200,27 @@
         <w:spacing w:before="160"/>
       </w:pPr>
     </w:p>
-    <w:p xmlns:wp14="http://schemas.microsoft.com/office/word/2010/wordml" wp14:textId="44BB70AE">
+    <w:p xmlns:wp14="http://schemas.microsoft.com/office/word/2010/wordml" wp14:textId="45E43A80">
       <w:pPr>
         <w:pStyle w:val="Normal"/>
         <w:spacing w:before="0" w:after="160" w:line="300" w:lineRule="auto"/>
       </w:pPr>
       <w:r>
         <w:rPr>
+          <w:sz w:val="22"/>
+          <w:szCs w:val="22"/>
+          <w:lang w:val="en-US"/>
+        </w:rPr>
+        <w:t xml:space="preserve">Random Forest has zero physical-bounds violations of any kind, because as a bagged-tree model it cannot predict outside the range of training-set target values — but this comes at the cost of being the least accurate model on the purity targets (Section 9). </w:t>
+      </w:r>
+      <w:r>
+        <w:rPr>
           <w:rFonts w:ascii="Calibri" w:hAnsi="Calibri" w:eastAsia="Calibri" w:cs="Calibri"/>
-          <w:noProof w:val="0"/>
-          <w:sz w:val="22"/>
-          <w:szCs w:val="22"/>
-          <w:lang w:val="en-US"/>
-        </w:rPr>
-        <w:t xml:space="preserve">Random Forest produced zero physical-bound violations on the 491-row holdout set. This gives it the strongest physical consistency among the tested models, although its purity prediction accuracy was substantially lower , </w:t>
-      </w:r>
-      <w:r>
-        <w:rPr>
-          <w:sz w:val="22"/>
-          <w:szCs w:val="22"/>
-          <w:lang w:val="en-US"/>
-        </w:rPr>
-        <w:t xml:space="preserve">but this comes at the cost of being the least </w:t>
-      </w:r>
-      <w:r>
-        <w:rPr>
-          <w:sz w:val="22"/>
-          <w:szCs w:val="22"/>
-          <w:lang w:val="en-US"/>
-        </w:rPr>
-        <w:t>accurate</w:t>
-      </w:r>
-      <w:r>
-        <w:rPr>
-          <w:sz w:val="22"/>
-          <w:szCs w:val="22"/>
-          <w:lang w:val="en-US"/>
-        </w:rPr>
-        <w:t xml:space="preserve"> model on the purity targets (Section 9). </w:t>
-      </w:r>
-      <w:r>
-        <w:rPr>
-          <w:rFonts w:ascii="Calibri" w:hAnsi="Calibri" w:eastAsia="Calibri" w:cs="Calibri"/>
-          <w:sz w:val="22"/>
-          <w:szCs w:val="22"/>
-          <w:lang w:val="en-US"/>
-        </w:rPr>
-        <w:t xml:space="preserve">Random Forest has the best physical consistency, but its purity prediction accuracy is lower than the other </w:t>
-      </w:r>
-      <w:r>
-        <w:rPr>
-          <w:rFonts w:ascii="Calibri" w:hAnsi="Calibri" w:eastAsia="Calibri" w:cs="Calibri"/>
-          <w:sz w:val="22"/>
-          <w:szCs w:val="22"/>
-          <w:lang w:val="en-US"/>
-        </w:rPr>
-        <w:t>models,</w:t>
+          <w:sz w:val="22"/>
+          <w:szCs w:val="22"/>
+          <w:lang w:val="en-US"/>
+        </w:rPr>
+        <w:t>Random Forest has the best physical consistency, but its purity prediction accuracy is lower than the other models,</w:t>
       </w:r>
       <w:r>
         <w:rPr>
@@ -9243,39 +9242,7 @@
           <w:szCs w:val="22"/>
           <w:lang w:val="en-US"/>
         </w:rPr>
-        <w:t xml:space="preserve">ANN produced 50 predictions above </w:t>
-      </w:r>
-      <w:r>
-        <w:rPr>
-          <w:sz w:val="22"/>
-          <w:szCs w:val="22"/>
-          <w:lang w:val="en-US"/>
-        </w:rPr>
-        <w:t>x_D</w:t>
-      </w:r>
-      <w:r>
-        <w:rPr>
-          <w:sz w:val="22"/>
-          <w:szCs w:val="22"/>
-          <w:lang w:val="en-US"/>
-        </w:rPr>
-        <w:t xml:space="preserve"> = 1 and 25 predictions below </w:t>
-      </w:r>
-      <w:r>
-        <w:rPr>
-          <w:sz w:val="22"/>
-          <w:szCs w:val="22"/>
-          <w:lang w:val="en-US"/>
-        </w:rPr>
-        <w:t>x_B</w:t>
-      </w:r>
-      <w:r>
-        <w:rPr>
-          <w:sz w:val="22"/>
-          <w:szCs w:val="22"/>
-          <w:lang w:val="en-US"/>
-        </w:rPr>
-        <w:t xml:space="preserve"> = 0 out of 491 holdout cases.</w:t>
+        <w:t xml:space="preserve">ANN produced 50 predictions above x_D = 1 and 25 predictions below x_B = 0 out of 491 holdout cases.</w:t>
       </w:r>
       <w:r>
         <w:rPr>
@@ -9284,114 +9251,28 @@
           <w:szCs w:val="22"/>
           <w:lang w:val="en-US"/>
         </w:rPr>
-        <w:t xml:space="preserve"> ANN produced 50 predictions above </w:t>
-      </w:r>
-      <w:r>
-        <w:rPr>
-          <w:rFonts w:ascii="Calibri" w:hAnsi="Calibri" w:eastAsia="Calibri" w:cs="Calibri"/>
-          <w:sz w:val="22"/>
-          <w:szCs w:val="22"/>
-          <w:lang w:val="en-US"/>
-        </w:rPr>
-        <w:t>x_D</w:t>
-      </w:r>
-      <w:r>
-        <w:rPr>
-          <w:rFonts w:ascii="Calibri" w:hAnsi="Calibri" w:eastAsia="Calibri" w:cs="Calibri"/>
-          <w:sz w:val="22"/>
-          <w:szCs w:val="22"/>
-          <w:lang w:val="en-US"/>
-        </w:rPr>
-        <w:t xml:space="preserve"> = 1 and 25 predictions below </w:t>
-      </w:r>
-      <w:r>
-        <w:rPr>
-          <w:rFonts w:ascii="Calibri" w:hAnsi="Calibri" w:eastAsia="Calibri" w:cs="Calibri"/>
-          <w:sz w:val="22"/>
-          <w:szCs w:val="22"/>
-          <w:lang w:val="en-US"/>
-        </w:rPr>
-        <w:t>x_B</w:t>
-      </w:r>
-      <w:r>
-        <w:rPr>
-          <w:rFonts w:ascii="Calibri" w:hAnsi="Calibri" w:eastAsia="Calibri" w:cs="Calibri"/>
-          <w:sz w:val="22"/>
-          <w:szCs w:val="22"/>
-          <w:lang w:val="en-US"/>
-        </w:rPr>
-        <w:t xml:space="preserve"> = 0. </w:t>
-      </w:r>
-      <w:r>
-        <w:rPr>
-          <w:rFonts w:ascii="Calibri" w:hAnsi="Calibri" w:eastAsia="Calibri" w:cs="Calibri"/>
-          <w:sz w:val="22"/>
-          <w:szCs w:val="22"/>
-          <w:lang w:val="en-US"/>
-        </w:rPr>
-        <w:t>XGBoost</w:t>
-      </w:r>
-      <w:r>
-        <w:rPr>
-          <w:rFonts w:ascii="Calibri" w:hAnsi="Calibri" w:eastAsia="Calibri" w:cs="Calibri"/>
-          <w:sz w:val="22"/>
-          <w:szCs w:val="22"/>
-          <w:lang w:val="en-US"/>
-        </w:rPr>
-        <w:t xml:space="preserve"> produced 40 and 59 respectively, SVR produced 82 and 70, and Polynomial Regression produced 90 and </w:t>
-      </w:r>
-      <w:r>
-        <w:rPr>
-          <w:rFonts w:ascii="Calibri" w:hAnsi="Calibri" w:eastAsia="Calibri" w:cs="Calibri"/>
-          <w:sz w:val="22"/>
-          <w:szCs w:val="22"/>
-          <w:lang w:val="en-US"/>
-        </w:rPr>
-        <w:t>88.</w:t>
-      </w:r>
-      <w:r>
-        <w:rPr>
-          <w:sz w:val="22"/>
-          <w:szCs w:val="22"/>
-          <w:lang w:val="en-US"/>
-        </w:rPr>
-        <w:t>,</w:t>
-      </w:r>
-      <w:r>
-        <w:rPr>
-          <w:sz w:val="22"/>
-          <w:szCs w:val="22"/>
-          <w:lang w:val="en-US"/>
-        </w:rPr>
-        <w:t xml:space="preserve"> but it is not zero, so ANN's physical-consistency </w:t>
-      </w:r>
-      <w:r>
-        <w:rPr>
-          <w:sz w:val="22"/>
-          <w:szCs w:val="22"/>
-          <w:lang w:val="en-US"/>
-        </w:rPr>
-        <w:t>behavior</w:t>
-      </w:r>
-      <w:r>
-        <w:rPr>
-          <w:sz w:val="22"/>
-          <w:szCs w:val="22"/>
-          <w:lang w:val="en-US"/>
-        </w:rPr>
-        <w:t xml:space="preserve"> is mid-pack rather than best-in-class.</w:t>
-      </w:r>
-    </w:p>
-    <w:p xmlns:wp14="http://schemas.microsoft.com/office/word/2010/wordml" wp14:textId="77777777">
-      <w:pPr>
-        <w:spacing w:before="0" w:after="160" w:line="300"/>
-      </w:pPr>
-      <w:r>
-        <w:rPr>
-          <w:sz w:val="22"/>
-          <w:szCs w:val="22"/>
-        </w:rPr>
-        <w:t xml:space="preserve">No model produced a negative condenser or reboiler duty, and no model predicted x_D below x_B on any holdout case — the more basic sanity relationships between the two duty outputs and between the two purity outputs are respected by every model, even the ones that occasionally clip outside [0,1].</w:t>
+        <w:t xml:space="preserve"> ANN produced 50 predictions above x_D = 1 and 25 predictions below x_B = 0. XGBoost produced 40 and 59 respectively, SVR produced 82 and 70, and Polynomial Regression produced 90 and 88.</w:t>
+      </w:r>
+      <w:r>
+        <w:rPr>
+          <w:sz w:val="22"/>
+          <w:szCs w:val="22"/>
+          <w:lang w:val="en-US"/>
+        </w:rPr>
+        <w:t xml:space="preserve">, but it is not zero, so ANN's physical-consistency behavior is mid-pack rather than best-in-class.</w:t>
+      </w:r>
+    </w:p>
+    <w:p xmlns:wp14="http://schemas.microsoft.com/office/word/2010/wordml" wp14:textId="77777777">
+      <w:pPr>
+        <w:spacing w:before="0" w:after="160" w:line="300" w:lineRule="auto"/>
+      </w:pPr>
+      <w:r>
+        <w:rPr>
+          <w:sz w:val="22"/>
+          <w:szCs w:val="22"/>
+          <w:lang w:val="en-US"/>
+        </w:rPr>
+        <w:t>No model produced a negative condenser or reboiler duty, and no model predicted x_D below x_B on any holdout case — the more basic sanity relationships between the two duty outputs and between the two purity outputs are respected by every model, even the ones that occasionally clip outside [0,1].</w:t>
       </w:r>
     </w:p>
     <w:p xmlns:wp14="http://schemas.microsoft.com/office/word/2010/wordml" wp14:textId="77777777">
@@ -9543,90 +9424,32 @@
         <w:t xml:space="preserve">Figure 11: Predicted distillate purity as a function of feed benzene fraction, all five models.</w:t>
       </w:r>
     </w:p>
-    <w:p xmlns:wp14="http://schemas.microsoft.com/office/word/2010/wordml" wp14:textId="29923003">
-      <w:pPr>
-        <w:pStyle w:val="Normal"/>
-        <w:spacing w:before="0" w:after="160" w:line="300" w:lineRule="auto"/>
-      </w:pPr>
-      <w:r>
-        <w:rPr>
-          <w:sz w:val="22"/>
-          <w:szCs w:val="22"/>
-          <w:lang w:val="en-US"/>
-        </w:rPr>
-        <w:t xml:space="preserve">The sensitivity plots show the response of the predicted outputs to changes in reflux ratio and feed benzene fraction while the remaining inputs are fixed at the Sobol training-set median. </w:t>
-      </w:r>
-      <w:r>
-        <w:rPr>
-          <w:rFonts w:ascii="Calibri" w:hAnsi="Calibri" w:eastAsia="Calibri" w:cs="Calibri"/>
-          <w:sz w:val="22"/>
-          <w:szCs w:val="22"/>
-          <w:lang w:val="en-US"/>
-        </w:rPr>
-        <w:t xml:space="preserve">The models </w:t>
-      </w:r>
-      <w:r>
-        <w:rPr>
-          <w:rFonts w:ascii="Calibri" w:hAnsi="Calibri" w:eastAsia="Calibri" w:cs="Calibri"/>
-          <w:sz w:val="22"/>
-          <w:szCs w:val="22"/>
-          <w:lang w:val="en-US"/>
-        </w:rPr>
-        <w:t>generally reproduce</w:t>
-      </w:r>
-      <w:r>
-        <w:rPr>
-          <w:rFonts w:ascii="Calibri" w:hAnsi="Calibri" w:eastAsia="Calibri" w:cs="Calibri"/>
-          <w:sz w:val="22"/>
-          <w:szCs w:val="22"/>
-          <w:lang w:val="en-US"/>
-        </w:rPr>
-        <w:t xml:space="preserve"> the expected increasing trend with both reflux ratio and feed benzene fraction, although Random Forest shows noticeably less smooth </w:t>
-      </w:r>
-      <w:r>
-        <w:rPr>
-          <w:rFonts w:ascii="Calibri" w:hAnsi="Calibri" w:eastAsia="Calibri" w:cs="Calibri"/>
-          <w:sz w:val="22"/>
-          <w:szCs w:val="22"/>
-          <w:lang w:val="en-US"/>
-        </w:rPr>
-        <w:t>behavior</w:t>
-      </w:r>
-      <w:r>
-        <w:rPr>
-          <w:rFonts w:ascii="Calibri" w:hAnsi="Calibri" w:eastAsia="Calibri" w:cs="Calibri"/>
-          <w:sz w:val="22"/>
-          <w:szCs w:val="22"/>
-          <w:lang w:val="en-US"/>
-        </w:rPr>
-        <w:t xml:space="preserve"> in the reflux-ratio sweep.</w:t>
-      </w:r>
-    </w:p>
-    <w:p>
+    <w:p xmlns:wp14="http://schemas.microsoft.com/office/word/2010/wordml" wp14:textId="77777777">
+      <w:pPr>
+        <w:spacing w:before="0" w:after="160" w:line="300"/>
+      </w:pPr>
+      <w:r>
+        <w:rPr>
+          <w:sz w:val="22"/>
+          <w:szCs w:val="22"/>
+        </w:rPr>
+        <w:t xml:space="preserve">The sensitivity plots show the response of the predicted outputs to changes in reflux ratio and feed benzene fraction while the remaining inputs are fixed at the Sobol training-set median. Purity is expected to rise with reflux ratio and with feed benzene fraction, and this direction is what the plots are used to check across the five models.</w:t>
+      </w:r>
+    </w:p>
+    <w:p xmlns:wp14="http://schemas.microsoft.com/office/word/2010/wordml" wp14:textId="77777777">
       <w:pPr>
         <w:pStyle w:val="Heading2"/>
         <w:spacing w:before="260" w:after="160"/>
+      </w:pPr>
+      <w:r>
         <w:rPr>
           <w:b w:val="1"/>
           <w:bCs w:val="1"/>
-          <w:lang w:val="en-US"/>
-        </w:rPr>
-      </w:pPr>
-      <w:r>
-        <w:rPr>
-          <w:b w:val="1"/>
-          <w:bCs w:val="1"/>
-          <w:lang w:val="en-US"/>
-        </w:rPr>
-        <w:t xml:space="preserve">10.3 Feature Importance and </w:t>
-      </w:r>
-      <w:r>
-        <w:rPr>
-          <w:b w:val="1"/>
-          <w:bCs w:val="1"/>
-          <w:lang w:val="en-US"/>
-        </w:rPr>
-        <w:t>Generalization</w:t>
+          <w:sz w:val="24"/>
+          <w:szCs w:val="24"/>
+          <w:lang w:val="en-US"/>
+        </w:rPr>
+        <w:t>10.3 Robustness and Generalisation</w:t>
       </w:r>
     </w:p>
     <w:p xmlns:wp14="http://schemas.microsoft.com/office/word/2010/wordml" wp14:textId="77777777">
@@ -9682,12 +9505,13 @@
       </w:pPr>
       <w:r>
         <w:rPr>
-          <w:i/>
-          <w:iCs/>
+          <w:i w:val="1"/>
+          <w:iCs w:val="1"/>
           <w:sz w:val="20"/>
           <w:szCs w:val="20"/>
-        </w:rPr>
-        <w:t xml:space="preserve">Figure 12: Tree-based feature importance, Random Forest and XGBoost.</w:t>
+          <w:lang w:val="en-US"/>
+        </w:rPr>
+        <w:t>Figure 12: Tree-based feature importance, Random Forest and XGBoost.</w:t>
       </w:r>
     </w:p>
     <w:p xmlns:wp14="http://schemas.microsoft.com/office/word/2010/wordml" wp14:textId="77777777">
@@ -9782,6 +9606,45 @@
     </w:p>
     <w:p xmlns:wp14="http://schemas.microsoft.com/office/word/2010/wordml" wp14:textId="77777777">
       <w:pPr>
+        <w:spacing w:before="0" w:after="160" w:line="300" w:lineRule="auto"/>
+      </w:pPr>
+      <w:r>
+        <w:rPr>
+          <w:sz w:val="22"/>
+          <w:szCs w:val="22"/>
+          <w:lang w:val="en-US"/>
+        </w:rPr>
+        <w:t>This project built an automated, DWSIM-driven surrogate-modeling workflow for a Benzene–Toluene binary distillation column under Peng–Robinson thermodynamics. DWSIM was used to generate the simulation data across seven physically meaningful operating conditions, mapped to the four required outputs over a combined 3,015-row Sobol-plus-LHS dataset with an independent holdout split.</w:t>
+      </w:r>
+    </w:p>
+    <w:p xmlns:wp14="http://schemas.microsoft.com/office/word/2010/wordml" wp14:textId="77777777">
+      <w:pPr>
+        <w:spacing w:before="0" w:after="160" w:line="300" w:lineRule="auto"/>
+      </w:pPr>
+      <w:r>
+        <w:rPr>
+          <w:sz w:val="22"/>
+          <w:szCs w:val="22"/>
+          <w:lang w:val="en-US"/>
+        </w:rPr>
+        <w:t>Five machine learning models — Polynomial Regression, Random Forest, XGBoost, SVR and ANN — were trained, tuned and evaluated on unseen holdout data using MAE, RMSE and R², alongside an explicit physical-bounds violation count rather than accuracy alone.</w:t>
+      </w:r>
+    </w:p>
+    <w:p xmlns:wp14="http://schemas.microsoft.com/office/word/2010/wordml" wp14:textId="77777777">
+      <w:pPr>
+        <w:spacing w:before="0" w:after="160" w:line="300" w:lineRule="auto"/>
+      </w:pPr>
+      <w:r>
+        <w:rPr>
+          <w:sz w:val="22"/>
+          <w:szCs w:val="22"/>
+          <w:lang w:val="en-US"/>
+        </w:rPr>
+        <w:t>ANN is the primary single-model surrogate, giving the strongest overall single-model compromise across accuracy, robustness and physical-consistency behaviour. On a target-specific basis, ANN is the best-performing model for the two purity targets (x_D_benzene, x_B_benzene), while Polynomial Regression is the best-performing model for the two duty targets (Q_C, Q_R). ANN alone is the preferred choice when a single, unified, deployable model is required, while the ANN + Polynomial Regression combination is the better choice when maximum per-output accuracy is the priority and deploying two models is acceptable.</w:t>
+      </w:r>
+    </w:p>
+    <w:p xmlns:wp14="http://schemas.microsoft.com/office/word/2010/wordml" wp14:textId="77777777">
+      <w:pPr>
         <w:spacing w:before="0" w:after="160" w:line="300"/>
       </w:pPr>
       <w:r>
@@ -9789,22 +9652,32 @@
           <w:sz w:val="22"/>
           <w:szCs w:val="22"/>
         </w:rPr>
-        <w:t xml:space="preserve">This project built an automated, DWSIM-driven surrogate-modeling workflow for a Benzene–Toluene binary distillation column under Peng–Robinson thermodynamics. DWSIM was used to generate the simulation data across seven physically meaningful operating conditions, mapped to the four required outputs over a combined 3,015-row Sobol-plus-LHS dataset with an independent holdout split.</w:t>
-      </w:r>
-    </w:p>
-    <w:p xmlns:wp14="http://schemas.microsoft.com/office/word/2010/wordml" wp14:textId="77777777">
-      <w:pPr>
-        <w:spacing w:before="0" w:after="160" w:line="300"/>
-      </w:pPr>
-      <w:r>
-        <w:rPr>
-          <w:sz w:val="22"/>
-          <w:szCs w:val="22"/>
-        </w:rPr>
-        <w:t>Five machine learning models — Polynomial Regression, Random Forest, XGBoost, SVR and ANN — were trained, tuned and evaluated on unseen holdout data using MAE, RMSE and R², alongside an explicit physical-bounds violation count rather than accuracy alone.</w:t>
-      </w:r>
-    </w:p>
-    <w:p xmlns:wp14="http://schemas.microsoft.com/office/word/2010/wordml" wp14:textId="6E734879">
+        <w:t xml:space="preserve">The surrogate models are intended for operating conditions within the ranges represented in the generated dataset. Predictions outside these ranges should be treated cautiously and verified against the rigorous DWSIM model.</w:t>
+      </w:r>
+    </w:p>
+    <w:p xmlns:wp14="http://schemas.microsoft.com/office/word/2010/wordml" wp14:textId="77777777">
+      <w:r>
+        <w:br w:type="page"/>
+      </w:r>
+    </w:p>
+    <w:p xmlns:wp14="http://schemas.microsoft.com/office/word/2010/wordml" wp14:textId="0C1B17BF">
+      <w:pPr>
+        <w:pStyle w:val="Heading1"/>
+        <w:spacing w:before="360" w:after="200" w:line="300"/>
+        <w:rPr>
+          <w:b w:val="1"/>
+          <w:bCs w:val="1"/>
+        </w:rPr>
+      </w:pPr>
+      <w:r>
+        <w:rPr>
+          <w:b w:val="1"/>
+          <w:bCs w:val="1"/>
+        </w:rPr>
+        <w:t>Project Structure</w:t>
+      </w:r>
+    </w:p>
+    <w:p xmlns:wp14="http://schemas.microsoft.com/office/word/2010/wordml" wp14:textId="557688C7">
       <w:pPr>
         <w:pStyle w:val="Normal"/>
         <w:spacing w:before="0" w:after="160" w:line="300" w:lineRule="auto"/>
@@ -9812,148 +9685,6 @@
       <w:r>
         <w:rPr>
           <w:rFonts w:ascii="Calibri" w:hAnsi="Calibri" w:eastAsia="Calibri" w:cs="Calibri"/>
-          <w:noProof w:val="0"/>
-          <w:sz w:val="22"/>
-          <w:szCs w:val="22"/>
-          <w:lang w:val="en-US"/>
-        </w:rPr>
-        <w:t xml:space="preserve">ANN is the primary single-model surrogate because it provides the strongest overall balance of predictive accuracy across all four outputs while </w:t>
-      </w:r>
-      <w:r>
-        <w:rPr>
-          <w:rFonts w:ascii="Calibri" w:hAnsi="Calibri" w:eastAsia="Calibri" w:cs="Calibri"/>
-          <w:noProof w:val="0"/>
-          <w:sz w:val="22"/>
-          <w:szCs w:val="22"/>
-          <w:lang w:val="en-US"/>
-        </w:rPr>
-        <w:t>maintaining</w:t>
-      </w:r>
-      <w:r>
-        <w:rPr>
-          <w:rFonts w:ascii="Calibri" w:hAnsi="Calibri" w:eastAsia="Calibri" w:cs="Calibri"/>
-          <w:noProof w:val="0"/>
-          <w:sz w:val="22"/>
-          <w:szCs w:val="22"/>
-          <w:lang w:val="en-US"/>
-        </w:rPr>
-        <w:t xml:space="preserve"> stable validation-to-holdout performance</w:t>
-      </w:r>
-      <w:r>
-        <w:rPr>
-          <w:sz w:val="22"/>
-          <w:szCs w:val="22"/>
-          <w:lang w:val="en-US"/>
-        </w:rPr>
-        <w:t>. On a target-specific basis, ANN is the best-performing model for the two purity targets (</w:t>
-      </w:r>
-      <w:r>
-        <w:rPr>
-          <w:sz w:val="22"/>
-          <w:szCs w:val="22"/>
-          <w:lang w:val="en-US"/>
-        </w:rPr>
-        <w:t>x_D_benzene</w:t>
-      </w:r>
-      <w:r>
-        <w:rPr>
-          <w:sz w:val="22"/>
-          <w:szCs w:val="22"/>
-          <w:lang w:val="en-US"/>
-        </w:rPr>
-        <w:t xml:space="preserve">, </w:t>
-      </w:r>
-      <w:r>
-        <w:rPr>
-          <w:sz w:val="22"/>
-          <w:szCs w:val="22"/>
-          <w:lang w:val="en-US"/>
-        </w:rPr>
-        <w:t>x_B_benzene</w:t>
-      </w:r>
-      <w:r>
-        <w:rPr>
-          <w:sz w:val="22"/>
-          <w:szCs w:val="22"/>
-          <w:lang w:val="en-US"/>
-        </w:rPr>
-        <w:t xml:space="preserve">), while Polynomial Regression is the best-performing model for the two duty targets (Q_C, Q_R). ANN alone is the preferred choice when a single, unified, deployable model is </w:t>
-      </w:r>
-      <w:r>
-        <w:rPr>
-          <w:sz w:val="22"/>
-          <w:szCs w:val="22"/>
-          <w:lang w:val="en-US"/>
-        </w:rPr>
-        <w:t>required</w:t>
-      </w:r>
-      <w:r>
-        <w:rPr>
-          <w:sz w:val="22"/>
-          <w:szCs w:val="22"/>
-          <w:lang w:val="en-US"/>
-        </w:rPr>
-        <w:t xml:space="preserve">, while the ANN + Polynomial Regression combination is the better choice when maximum per-output accuracy is the </w:t>
-      </w:r>
-      <w:r>
-        <w:rPr>
-          <w:sz w:val="22"/>
-          <w:szCs w:val="22"/>
-          <w:lang w:val="en-US"/>
-        </w:rPr>
-        <w:t>priority</w:t>
-      </w:r>
-      <w:r>
-        <w:rPr>
-          <w:sz w:val="22"/>
-          <w:szCs w:val="22"/>
-          <w:lang w:val="en-US"/>
-        </w:rPr>
-        <w:t xml:space="preserve"> and deploying two models is acceptable.</w:t>
-      </w:r>
-    </w:p>
-    <w:p xmlns:wp14="http://schemas.microsoft.com/office/word/2010/wordml" wp14:textId="77777777">
-      <w:pPr>
-        <w:spacing w:before="0" w:after="160" w:line="300"/>
-      </w:pPr>
-      <w:r>
-        <w:rPr>
-          <w:sz w:val="22"/>
-          <w:szCs w:val="22"/>
-        </w:rPr>
-        <w:t xml:space="preserve">The surrogate models are intended for operating conditions within the ranges represented in the generated dataset. Predictions outside these ranges should be treated cautiously and verified against the rigorous DWSIM model.</w:t>
-      </w:r>
-    </w:p>
-    <w:p xmlns:wp14="http://schemas.microsoft.com/office/word/2010/wordml" wp14:textId="77777777">
-      <w:r>
-        <w:br w:type="page"/>
-      </w:r>
-    </w:p>
-    <w:p xmlns:wp14="http://schemas.microsoft.com/office/word/2010/wordml" wp14:textId="0C1B17BF">
-      <w:pPr>
-        <w:pStyle w:val="Heading1"/>
-        <w:spacing w:before="360" w:after="200" w:line="300"/>
-        <w:rPr>
-          <w:b w:val="1"/>
-          <w:bCs w:val="1"/>
-        </w:rPr>
-      </w:pPr>
-      <w:r>
-        <w:rPr>
-          <w:b w:val="1"/>
-          <w:bCs w:val="1"/>
-        </w:rPr>
-        <w:t>Project Structure</w:t>
-      </w:r>
-    </w:p>
-    <w:p xmlns:wp14="http://schemas.microsoft.com/office/word/2010/wordml" wp14:textId="557688C7">
-      <w:pPr>
-        <w:pStyle w:val="Normal"/>
-        <w:spacing w:before="0" w:after="160" w:line="300" w:lineRule="auto"/>
-      </w:pPr>
-      <w:r>
-        <w:rPr>
-          <w:rFonts w:ascii="Calibri" w:hAnsi="Calibri" w:eastAsia="Calibri" w:cs="Calibri"/>
           <w:sz w:val="22"/>
           <w:szCs w:val="22"/>
         </w:rPr>
@@ -9962,1559 +9693,30 @@
     </w:p>
     <w:p>
       <w:pPr>
-        <w:pStyle w:val="Normal"/>
-        <w:spacing w:before="0" w:after="240" w:line="240" w:lineRule="auto"/>
+        <w:pStyle w:val="Heading2"/>
+        <w:spacing w:before="299" w:beforeAutospacing="off" w:after="299" w:afterAutospacing="off"/>
       </w:pPr>
       <w:r>
         <w:rPr>
           <w:rFonts w:ascii="Calibri" w:hAnsi="Calibri" w:eastAsia="Calibri" w:cs="Calibri"/>
           <w:b w:val="1"/>
           <w:bCs w:val="1"/>
-          <w:sz w:val="22"/>
-          <w:szCs w:val="22"/>
-          <w:lang w:val="en-US"/>
-        </w:rPr>
-        <w:t xml:space="preserve">   </w:t>
-      </w:r>
-      <w:r>
-        <w:rPr>
-          <w:rFonts w:ascii="Consolas" w:hAnsi="Consolas" w:eastAsia="Consolas" w:cs="Consolas"/>
-          <w:b w:val="0"/>
-          <w:bCs w:val="0"/>
-          <w:i w:val="0"/>
-          <w:iCs w:val="0"/>
-          <w:caps w:val="0"/>
-          <w:smallCaps w:val="0"/>
-          <w:color w:val="000000"/>
-          <w:sz w:val="18"/>
-          <w:szCs w:val="18"/>
-          <w:lang w:val="en-US"/>
-        </w:rPr>
-        <w:t>DWSIM-Distillation-Surrogate-Model/</w:t>
-      </w:r>
-      <w:r>
-        <w:br/>
-      </w:r>
-      <w:r>
-        <w:rPr>
-          <w:rFonts w:ascii="Consolas" w:hAnsi="Consolas" w:eastAsia="Consolas" w:cs="Consolas"/>
-          <w:b w:val="0"/>
-          <w:bCs w:val="0"/>
-          <w:i w:val="0"/>
-          <w:iCs w:val="0"/>
-          <w:caps w:val="0"/>
-          <w:smallCaps w:val="0"/>
-          <w:color w:val="000000"/>
-          <w:sz w:val="18"/>
-          <w:szCs w:val="18"/>
-          <w:lang w:val="en-US"/>
-        </w:rPr>
-        <w:t>├── data/</w:t>
-      </w:r>
-      <w:r>
-        <w:br/>
-      </w:r>
-      <w:r>
-        <w:rPr>
-          <w:rFonts w:ascii="Consolas" w:hAnsi="Consolas" w:eastAsia="Consolas" w:cs="Consolas"/>
-          <w:b w:val="0"/>
-          <w:bCs w:val="0"/>
-          <w:i w:val="0"/>
-          <w:iCs w:val="0"/>
-          <w:caps w:val="0"/>
-          <w:smallCaps w:val="0"/>
-          <w:color w:val="000000"/>
-          <w:sz w:val="18"/>
-          <w:szCs w:val="18"/>
-          <w:lang w:val="en-US"/>
-        </w:rPr>
-        <w:t>│   ├── 01_validation_runs/</w:t>
-      </w:r>
-      <w:r>
-        <w:br/>
-      </w:r>
-      <w:r>
-        <w:rPr>
-          <w:rFonts w:ascii="Consolas" w:hAnsi="Consolas" w:eastAsia="Consolas" w:cs="Consolas"/>
-          <w:b w:val="0"/>
-          <w:bCs w:val="0"/>
-          <w:i w:val="0"/>
-          <w:iCs w:val="0"/>
-          <w:caps w:val="0"/>
-          <w:smallCaps w:val="0"/>
-          <w:color w:val="000000"/>
-          <w:sz w:val="18"/>
-          <w:szCs w:val="18"/>
-          <w:lang w:val="en-US"/>
-        </w:rPr>
-        <w:t>│   │   ├── dataset_256_dwsim.csv</w:t>
-      </w:r>
-      <w:r>
-        <w:br/>
-      </w:r>
-      <w:r>
-        <w:rPr>
-          <w:rFonts w:ascii="Consolas" w:hAnsi="Consolas" w:eastAsia="Consolas" w:cs="Consolas"/>
-          <w:b w:val="0"/>
-          <w:bCs w:val="0"/>
-          <w:i w:val="0"/>
-          <w:iCs w:val="0"/>
-          <w:caps w:val="0"/>
-          <w:smallCaps w:val="0"/>
-          <w:color w:val="000000"/>
-          <w:sz w:val="18"/>
-          <w:szCs w:val="18"/>
-          <w:lang w:val="en-US"/>
-        </w:rPr>
-        <w:t>│   │   ├── dwsim_10_samples.csv</w:t>
-      </w:r>
-      <w:r>
-        <w:br/>
-      </w:r>
-      <w:r>
-        <w:rPr>
-          <w:rFonts w:ascii="Consolas" w:hAnsi="Consolas" w:eastAsia="Consolas" w:cs="Consolas"/>
-          <w:b w:val="0"/>
-          <w:bCs w:val="0"/>
-          <w:i w:val="0"/>
-          <w:iCs w:val="0"/>
-          <w:caps w:val="0"/>
-          <w:smallCaps w:val="0"/>
-          <w:color w:val="000000"/>
-          <w:sz w:val="18"/>
-          <w:szCs w:val="18"/>
-          <w:lang w:val="en-US"/>
-        </w:rPr>
-        <w:t>│   │   └── test_32_vapor_fraction_checked.csv</w:t>
-      </w:r>
-      <w:r>
-        <w:br/>
-      </w:r>
-      <w:r>
-        <w:rPr>
-          <w:rFonts w:ascii="Consolas" w:hAnsi="Consolas" w:eastAsia="Consolas" w:cs="Consolas"/>
-          <w:b w:val="0"/>
-          <w:bCs w:val="0"/>
-          <w:i w:val="0"/>
-          <w:iCs w:val="0"/>
-          <w:caps w:val="0"/>
-          <w:smallCaps w:val="0"/>
-          <w:color w:val="000000"/>
-          <w:sz w:val="18"/>
-          <w:szCs w:val="18"/>
-          <w:lang w:val="en-US"/>
-        </w:rPr>
-        <w:t>│   ├── 02_raw_train_sobol/</w:t>
-      </w:r>
-      <w:r>
-        <w:br/>
-      </w:r>
-      <w:r>
-        <w:rPr>
-          <w:rFonts w:ascii="Consolas" w:hAnsi="Consolas" w:eastAsia="Consolas" w:cs="Consolas"/>
-          <w:b w:val="0"/>
-          <w:bCs w:val="0"/>
-          <w:i w:val="0"/>
-          <w:iCs w:val="0"/>
-          <w:caps w:val="0"/>
-          <w:smallCaps w:val="0"/>
-          <w:color w:val="000000"/>
-          <w:sz w:val="18"/>
-          <w:szCs w:val="18"/>
-          <w:lang w:val="en-US"/>
-        </w:rPr>
-        <w:t>│   │   ├── dataset_2560_converged.csv</w:t>
-      </w:r>
-      <w:r>
-        <w:br/>
-      </w:r>
-      <w:r>
-        <w:rPr>
-          <w:rFonts w:ascii="Consolas" w:hAnsi="Consolas" w:eastAsia="Consolas" w:cs="Consolas"/>
-          <w:b w:val="0"/>
-          <w:bCs w:val="0"/>
-          <w:i w:val="0"/>
-          <w:iCs w:val="0"/>
-          <w:caps w:val="0"/>
-          <w:smallCaps w:val="0"/>
-          <w:color w:val="000000"/>
-          <w:sz w:val="18"/>
-          <w:szCs w:val="18"/>
-          <w:lang w:val="en-US"/>
-        </w:rPr>
-        <w:t>│   │   └── dataset_2560_not_converged.csv</w:t>
-      </w:r>
-      <w:r>
-        <w:br/>
-      </w:r>
-      <w:r>
-        <w:rPr>
-          <w:rFonts w:ascii="Consolas" w:hAnsi="Consolas" w:eastAsia="Consolas" w:cs="Consolas"/>
-          <w:b w:val="0"/>
-          <w:bCs w:val="0"/>
-          <w:i w:val="0"/>
-          <w:iCs w:val="0"/>
-          <w:caps w:val="0"/>
-          <w:smallCaps w:val="0"/>
-          <w:color w:val="000000"/>
-          <w:sz w:val="18"/>
-          <w:szCs w:val="18"/>
-          <w:lang w:val="en-US"/>
-        </w:rPr>
-        <w:t>│   ├── 03_raw_holdout_lhs/</w:t>
-      </w:r>
-      <w:r>
-        <w:br/>
-      </w:r>
-      <w:r>
-        <w:rPr>
-          <w:rFonts w:ascii="Consolas" w:hAnsi="Consolas" w:eastAsia="Consolas" w:cs="Consolas"/>
-          <w:b w:val="0"/>
-          <w:bCs w:val="0"/>
-          <w:i w:val="0"/>
-          <w:iCs w:val="0"/>
-          <w:caps w:val="0"/>
-          <w:smallCaps w:val="0"/>
-          <w:color w:val="000000"/>
-          <w:sz w:val="18"/>
-          <w:szCs w:val="18"/>
-          <w:lang w:val="en-US"/>
-        </w:rPr>
-        <w:t>│   │   ├── lhs_500_converged.csv</w:t>
-      </w:r>
-      <w:r>
-        <w:br/>
-      </w:r>
-      <w:r>
-        <w:rPr>
-          <w:rFonts w:ascii="Consolas" w:hAnsi="Consolas" w:eastAsia="Consolas" w:cs="Consolas"/>
-          <w:b w:val="0"/>
-          <w:bCs w:val="0"/>
-          <w:i w:val="0"/>
-          <w:iCs w:val="0"/>
-          <w:caps w:val="0"/>
-          <w:smallCaps w:val="0"/>
-          <w:color w:val="000000"/>
-          <w:sz w:val="18"/>
-          <w:szCs w:val="18"/>
-          <w:lang w:val="en-US"/>
-        </w:rPr>
-        <w:t>│   │   └── lhs_500_not_converged.csv</w:t>
-      </w:r>
-      <w:r>
-        <w:br/>
-      </w:r>
-      <w:r>
-        <w:rPr>
-          <w:rFonts w:ascii="Consolas" w:hAnsi="Consolas" w:eastAsia="Consolas" w:cs="Consolas"/>
-          <w:b w:val="0"/>
-          <w:bCs w:val="0"/>
-          <w:i w:val="0"/>
-          <w:iCs w:val="0"/>
-          <w:caps w:val="0"/>
-          <w:smallCaps w:val="0"/>
-          <w:color w:val="000000"/>
-          <w:sz w:val="18"/>
-          <w:szCs w:val="18"/>
-          <w:lang w:val="en-US"/>
-        </w:rPr>
-        <w:t>│   ├── 04_processed_dwsim/</w:t>
-      </w:r>
-      <w:r>
-        <w:br/>
-      </w:r>
-      <w:r>
-        <w:rPr>
-          <w:rFonts w:ascii="Consolas" w:hAnsi="Consolas" w:eastAsia="Consolas" w:cs="Consolas"/>
-          <w:b w:val="0"/>
-          <w:bCs w:val="0"/>
-          <w:i w:val="0"/>
-          <w:iCs w:val="0"/>
-          <w:caps w:val="0"/>
-          <w:smallCaps w:val="0"/>
-          <w:color w:val="000000"/>
-          <w:sz w:val="18"/>
-          <w:szCs w:val="18"/>
-          <w:lang w:val="en-US"/>
-        </w:rPr>
-        <w:t>│   │   ├── final_ml_dataset.csv</w:t>
-      </w:r>
-      <w:r>
-        <w:br/>
-      </w:r>
-      <w:r>
-        <w:rPr>
-          <w:rFonts w:ascii="Consolas" w:hAnsi="Consolas" w:eastAsia="Consolas" w:cs="Consolas"/>
-          <w:b w:val="0"/>
-          <w:bCs w:val="0"/>
-          <w:i w:val="0"/>
-          <w:iCs w:val="0"/>
-          <w:caps w:val="0"/>
-          <w:smallCaps w:val="0"/>
-          <w:color w:val="000000"/>
-          <w:sz w:val="18"/>
-          <w:szCs w:val="18"/>
-          <w:lang w:val="en-US"/>
-        </w:rPr>
-        <w:t>│   │   └── sobol_training_cleaned.csv</w:t>
-      </w:r>
-      <w:r>
-        <w:br/>
-      </w:r>
-      <w:r>
-        <w:rPr>
-          <w:rFonts w:ascii="Consolas" w:hAnsi="Consolas" w:eastAsia="Consolas" w:cs="Consolas"/>
-          <w:b w:val="0"/>
-          <w:bCs w:val="0"/>
-          <w:i w:val="0"/>
-          <w:iCs w:val="0"/>
-          <w:caps w:val="0"/>
-          <w:smallCaps w:val="0"/>
-          <w:color w:val="000000"/>
-          <w:sz w:val="18"/>
-          <w:szCs w:val="18"/>
-          <w:lang w:val="en-US"/>
-        </w:rPr>
-        <w:t>│   ├── 05_tuning_results/</w:t>
-      </w:r>
-      <w:r>
-        <w:br/>
-      </w:r>
-      <w:r>
-        <w:rPr>
-          <w:rFonts w:ascii="Consolas" w:hAnsi="Consolas" w:eastAsia="Consolas" w:cs="Consolas"/>
-          <w:b w:val="0"/>
-          <w:bCs w:val="0"/>
-          <w:i w:val="0"/>
-          <w:iCs w:val="0"/>
-          <w:caps w:val="0"/>
-          <w:smallCaps w:val="0"/>
-          <w:color w:val="000000"/>
-          <w:sz w:val="18"/>
-          <w:szCs w:val="18"/>
-          <w:lang w:val="en-US"/>
-        </w:rPr>
-        <w:t>│   │   ├── best_params.json</w:t>
-      </w:r>
-      <w:r>
-        <w:br/>
-      </w:r>
-      <w:r>
-        <w:rPr>
-          <w:rFonts w:ascii="Consolas" w:hAnsi="Consolas" w:eastAsia="Consolas" w:cs="Consolas"/>
-          <w:b w:val="0"/>
-          <w:bCs w:val="0"/>
-          <w:i w:val="0"/>
-          <w:iCs w:val="0"/>
-          <w:caps w:val="0"/>
-          <w:smallCaps w:val="0"/>
-          <w:color w:val="000000"/>
-          <w:sz w:val="18"/>
-          <w:szCs w:val="18"/>
-          <w:lang w:val="en-US"/>
-        </w:rPr>
-        <w:t>│   │   └── validation_r2_scores.csv</w:t>
-      </w:r>
-      <w:r>
-        <w:br/>
-      </w:r>
-      <w:r>
-        <w:rPr>
-          <w:rFonts w:ascii="Consolas" w:hAnsi="Consolas" w:eastAsia="Consolas" w:cs="Consolas"/>
-          <w:b w:val="0"/>
-          <w:bCs w:val="0"/>
-          <w:i w:val="0"/>
-          <w:iCs w:val="0"/>
-          <w:caps w:val="0"/>
-          <w:smallCaps w:val="0"/>
-          <w:color w:val="000000"/>
-          <w:sz w:val="18"/>
-          <w:szCs w:val="18"/>
-          <w:lang w:val="en-US"/>
-        </w:rPr>
-        <w:t>│   └── 06_physical_checks/</w:t>
-      </w:r>
-      <w:r>
-        <w:br/>
-      </w:r>
-      <w:r>
-        <w:rPr>
-          <w:rFonts w:ascii="Consolas" w:hAnsi="Consolas" w:eastAsia="Consolas" w:cs="Consolas"/>
-          <w:b w:val="0"/>
-          <w:bCs w:val="0"/>
-          <w:i w:val="0"/>
-          <w:iCs w:val="0"/>
-          <w:caps w:val="0"/>
-          <w:smallCaps w:val="0"/>
-          <w:color w:val="000000"/>
-          <w:sz w:val="18"/>
-          <w:szCs w:val="18"/>
-          <w:lang w:val="en-US"/>
-        </w:rPr>
-        <w:t>│       ├── bounds_violation_summary.csv</w:t>
-      </w:r>
-      <w:r>
-        <w:br/>
-      </w:r>
-      <w:r>
-        <w:rPr>
-          <w:rFonts w:ascii="Consolas" w:hAnsi="Consolas" w:eastAsia="Consolas" w:cs="Consolas"/>
-          <w:b w:val="0"/>
-          <w:bCs w:val="0"/>
-          <w:i w:val="0"/>
-          <w:iCs w:val="0"/>
-          <w:caps w:val="0"/>
-          <w:smallCaps w:val="0"/>
-          <w:color w:val="000000"/>
-          <w:sz w:val="18"/>
-          <w:szCs w:val="18"/>
-          <w:lang w:val="en-US"/>
-        </w:rPr>
-        <w:t>│       ├── final_model_selection.json</w:t>
-      </w:r>
-      <w:r>
-        <w:br/>
-      </w:r>
-      <w:r>
-        <w:rPr>
-          <w:rFonts w:ascii="Consolas" w:hAnsi="Consolas" w:eastAsia="Consolas" w:cs="Consolas"/>
-          <w:b w:val="0"/>
-          <w:bCs w:val="0"/>
-          <w:i w:val="0"/>
-          <w:iCs w:val="0"/>
-          <w:caps w:val="0"/>
-          <w:smallCaps w:val="0"/>
-          <w:color w:val="000000"/>
-          <w:sz w:val="18"/>
-          <w:szCs w:val="18"/>
-          <w:lang w:val="en-US"/>
-        </w:rPr>
-        <w:t>│       └── holdout_error_metrics.csv</w:t>
-      </w:r>
-      <w:r>
-        <w:br/>
-      </w:r>
-      <w:r>
-        <w:rPr>
-          <w:rFonts w:ascii="Consolas" w:hAnsi="Consolas" w:eastAsia="Consolas" w:cs="Consolas"/>
-          <w:b w:val="0"/>
-          <w:bCs w:val="0"/>
-          <w:i w:val="0"/>
-          <w:iCs w:val="0"/>
-          <w:caps w:val="0"/>
-          <w:smallCaps w:val="0"/>
-          <w:color w:val="000000"/>
-          <w:sz w:val="18"/>
-          <w:szCs w:val="18"/>
-          <w:lang w:val="en-US"/>
-        </w:rPr>
-        <w:t xml:space="preserve">├── </w:t>
-      </w:r>
-      <w:r>
-        <w:rPr>
-          <w:rFonts w:ascii="Consolas" w:hAnsi="Consolas" w:eastAsia="Consolas" w:cs="Consolas"/>
-          <w:b w:val="0"/>
-          <w:bCs w:val="0"/>
-          <w:i w:val="0"/>
-          <w:iCs w:val="0"/>
-          <w:caps w:val="0"/>
-          <w:smallCaps w:val="0"/>
-          <w:color w:val="000000"/>
-          <w:sz w:val="18"/>
-          <w:szCs w:val="18"/>
-          <w:lang w:val="en-US"/>
-        </w:rPr>
-        <w:t>dwsim_flowsheets</w:t>
-      </w:r>
-      <w:r>
-        <w:rPr>
-          <w:rFonts w:ascii="Consolas" w:hAnsi="Consolas" w:eastAsia="Consolas" w:cs="Consolas"/>
-          <w:b w:val="0"/>
-          <w:bCs w:val="0"/>
-          <w:i w:val="0"/>
-          <w:iCs w:val="0"/>
-          <w:caps w:val="0"/>
-          <w:smallCaps w:val="0"/>
-          <w:color w:val="000000"/>
-          <w:sz w:val="18"/>
-          <w:szCs w:val="18"/>
-          <w:lang w:val="en-US"/>
-        </w:rPr>
-        <w:t>/</w:t>
-      </w:r>
-      <w:r>
-        <w:br/>
-      </w:r>
-      <w:r>
-        <w:rPr>
-          <w:rFonts w:ascii="Consolas" w:hAnsi="Consolas" w:eastAsia="Consolas" w:cs="Consolas"/>
-          <w:b w:val="0"/>
-          <w:bCs w:val="0"/>
-          <w:i w:val="0"/>
-          <w:iCs w:val="0"/>
-          <w:caps w:val="0"/>
-          <w:smallCaps w:val="0"/>
-          <w:color w:val="000000"/>
-          <w:sz w:val="18"/>
-          <w:szCs w:val="18"/>
-          <w:lang w:val="en-US"/>
-        </w:rPr>
-        <w:t>│   └── binary_distillation.dwxmz</w:t>
-      </w:r>
-      <w:r>
-        <w:br/>
-      </w:r>
-      <w:r>
-        <w:rPr>
-          <w:rFonts w:ascii="Consolas" w:hAnsi="Consolas" w:eastAsia="Consolas" w:cs="Consolas"/>
-          <w:b w:val="0"/>
-          <w:bCs w:val="0"/>
-          <w:i w:val="0"/>
-          <w:iCs w:val="0"/>
-          <w:caps w:val="0"/>
-          <w:smallCaps w:val="0"/>
-          <w:color w:val="000000"/>
-          <w:sz w:val="18"/>
-          <w:szCs w:val="18"/>
-          <w:lang w:val="en-US"/>
-        </w:rPr>
-        <w:t>├── models/</w:t>
-      </w:r>
-      <w:r>
-        <w:br/>
-      </w:r>
-      <w:r>
-        <w:rPr>
-          <w:rFonts w:ascii="Consolas" w:hAnsi="Consolas" w:eastAsia="Consolas" w:cs="Consolas"/>
-          <w:b w:val="0"/>
-          <w:bCs w:val="0"/>
-          <w:i w:val="0"/>
-          <w:iCs w:val="0"/>
-          <w:caps w:val="0"/>
-          <w:smallCaps w:val="0"/>
-          <w:color w:val="000000"/>
-          <w:sz w:val="18"/>
-          <w:szCs w:val="18"/>
-          <w:lang w:val="en-US"/>
-        </w:rPr>
-        <w:t>│   └── 01_trained_models_all_5/</w:t>
-      </w:r>
-      <w:r>
-        <w:br/>
-      </w:r>
-      <w:r>
-        <w:rPr>
-          <w:rFonts w:ascii="Consolas" w:hAnsi="Consolas" w:eastAsia="Consolas" w:cs="Consolas"/>
-          <w:b w:val="0"/>
-          <w:bCs w:val="0"/>
-          <w:i w:val="0"/>
-          <w:iCs w:val="0"/>
-          <w:caps w:val="0"/>
-          <w:smallCaps w:val="0"/>
-          <w:color w:val="000000"/>
-          <w:sz w:val="18"/>
-          <w:szCs w:val="18"/>
-          <w:lang w:val="en-US"/>
-        </w:rPr>
-        <w:t>│       ├── ann.pkl</w:t>
-      </w:r>
-      <w:r>
-        <w:br/>
-      </w:r>
-      <w:r>
-        <w:rPr>
-          <w:rFonts w:ascii="Consolas" w:hAnsi="Consolas" w:eastAsia="Consolas" w:cs="Consolas"/>
-          <w:b w:val="0"/>
-          <w:bCs w:val="0"/>
-          <w:i w:val="0"/>
-          <w:iCs w:val="0"/>
-          <w:caps w:val="0"/>
-          <w:smallCaps w:val="0"/>
-          <w:color w:val="000000"/>
-          <w:sz w:val="18"/>
-          <w:szCs w:val="18"/>
-          <w:lang w:val="en-US"/>
-        </w:rPr>
-        <w:t>│       ├── polynomial_regression.pkl</w:t>
-      </w:r>
-      <w:r>
-        <w:br/>
-      </w:r>
-      <w:r>
-        <w:rPr>
-          <w:rFonts w:ascii="Consolas" w:hAnsi="Consolas" w:eastAsia="Consolas" w:cs="Consolas"/>
-          <w:b w:val="0"/>
-          <w:bCs w:val="0"/>
-          <w:i w:val="0"/>
-          <w:iCs w:val="0"/>
-          <w:caps w:val="0"/>
-          <w:smallCaps w:val="0"/>
-          <w:color w:val="000000"/>
-          <w:sz w:val="18"/>
-          <w:szCs w:val="18"/>
-          <w:lang w:val="en-US"/>
-        </w:rPr>
-        <w:t>│       ├── poly_features.pkl</w:t>
-      </w:r>
-      <w:r>
-        <w:br/>
-      </w:r>
-      <w:r>
-        <w:rPr>
-          <w:rFonts w:ascii="Consolas" w:hAnsi="Consolas" w:eastAsia="Consolas" w:cs="Consolas"/>
-          <w:b w:val="0"/>
-          <w:bCs w:val="0"/>
-          <w:i w:val="0"/>
-          <w:iCs w:val="0"/>
-          <w:caps w:val="0"/>
-          <w:smallCaps w:val="0"/>
-          <w:color w:val="000000"/>
-          <w:sz w:val="18"/>
-          <w:szCs w:val="18"/>
-          <w:lang w:val="en-US"/>
-        </w:rPr>
-        <w:t>│       ├── random_forest.pkl</w:t>
-      </w:r>
-      <w:r>
-        <w:br/>
-      </w:r>
-      <w:r>
-        <w:rPr>
-          <w:rFonts w:ascii="Consolas" w:hAnsi="Consolas" w:eastAsia="Consolas" w:cs="Consolas"/>
-          <w:b w:val="0"/>
-          <w:bCs w:val="0"/>
-          <w:i w:val="0"/>
-          <w:iCs w:val="0"/>
-          <w:caps w:val="0"/>
-          <w:smallCaps w:val="0"/>
-          <w:color w:val="000000"/>
-          <w:sz w:val="18"/>
-          <w:szCs w:val="18"/>
-          <w:lang w:val="en-US"/>
-        </w:rPr>
-        <w:t>│       ├── scaler_X.pkl</w:t>
-      </w:r>
-      <w:r>
-        <w:br/>
-      </w:r>
-      <w:r>
-        <w:rPr>
-          <w:rFonts w:ascii="Consolas" w:hAnsi="Consolas" w:eastAsia="Consolas" w:cs="Consolas"/>
-          <w:b w:val="0"/>
-          <w:bCs w:val="0"/>
-          <w:i w:val="0"/>
-          <w:iCs w:val="0"/>
-          <w:caps w:val="0"/>
-          <w:smallCaps w:val="0"/>
-          <w:color w:val="000000"/>
-          <w:sz w:val="18"/>
-          <w:szCs w:val="18"/>
-          <w:lang w:val="en-US"/>
-        </w:rPr>
-        <w:t>│       ├── scaler_y.pkl</w:t>
-      </w:r>
-      <w:r>
-        <w:br/>
-      </w:r>
-      <w:r>
-        <w:rPr>
-          <w:rFonts w:ascii="Consolas" w:hAnsi="Consolas" w:eastAsia="Consolas" w:cs="Consolas"/>
-          <w:b w:val="0"/>
-          <w:bCs w:val="0"/>
-          <w:i w:val="0"/>
-          <w:iCs w:val="0"/>
-          <w:caps w:val="0"/>
-          <w:smallCaps w:val="0"/>
-          <w:color w:val="000000"/>
-          <w:sz w:val="18"/>
-          <w:szCs w:val="18"/>
-          <w:lang w:val="en-US"/>
-        </w:rPr>
-        <w:t>│       ├── svr.pkl</w:t>
-      </w:r>
-      <w:r>
-        <w:br/>
-      </w:r>
-      <w:r>
-        <w:rPr>
-          <w:rFonts w:ascii="Consolas" w:hAnsi="Consolas" w:eastAsia="Consolas" w:cs="Consolas"/>
-          <w:b w:val="0"/>
-          <w:bCs w:val="0"/>
-          <w:i w:val="0"/>
-          <w:iCs w:val="0"/>
-          <w:caps w:val="0"/>
-          <w:smallCaps w:val="0"/>
-          <w:color w:val="000000"/>
-          <w:sz w:val="18"/>
-          <w:szCs w:val="18"/>
-          <w:lang w:val="en-US"/>
-        </w:rPr>
-        <w:t>│       └── xgboost.pkl</w:t>
-      </w:r>
-      <w:r>
-        <w:br/>
-      </w:r>
-      <w:r>
-        <w:rPr>
-          <w:rFonts w:ascii="Consolas" w:hAnsi="Consolas" w:eastAsia="Consolas" w:cs="Consolas"/>
-          <w:b w:val="0"/>
-          <w:bCs w:val="0"/>
-          <w:i w:val="0"/>
-          <w:iCs w:val="0"/>
-          <w:caps w:val="0"/>
-          <w:smallCaps w:val="0"/>
-          <w:color w:val="000000"/>
-          <w:sz w:val="18"/>
-          <w:szCs w:val="18"/>
-          <w:lang w:val="en-US"/>
-        </w:rPr>
-        <w:t>├── notebooks/</w:t>
-      </w:r>
-      <w:r>
-        <w:br/>
-      </w:r>
-      <w:r>
-        <w:rPr>
-          <w:rFonts w:ascii="Consolas" w:hAnsi="Consolas" w:eastAsia="Consolas" w:cs="Consolas"/>
-          <w:b w:val="0"/>
-          <w:bCs w:val="0"/>
-          <w:i w:val="0"/>
-          <w:iCs w:val="0"/>
-          <w:caps w:val="0"/>
-          <w:smallCaps w:val="0"/>
-          <w:color w:val="000000"/>
-          <w:sz w:val="18"/>
-          <w:szCs w:val="18"/>
-          <w:lang w:val="en-US"/>
-        </w:rPr>
-        <w:t>│   ├── 01_Data_Quality_Check.ipynb</w:t>
-      </w:r>
-      <w:r>
-        <w:br/>
-      </w:r>
-      <w:r>
-        <w:rPr>
-          <w:rFonts w:ascii="Consolas" w:hAnsi="Consolas" w:eastAsia="Consolas" w:cs="Consolas"/>
-          <w:b w:val="0"/>
-          <w:bCs w:val="0"/>
-          <w:i w:val="0"/>
-          <w:iCs w:val="0"/>
-          <w:caps w:val="0"/>
-          <w:smallCaps w:val="0"/>
-          <w:color w:val="000000"/>
-          <w:sz w:val="18"/>
-          <w:szCs w:val="18"/>
-          <w:lang w:val="en-US"/>
-        </w:rPr>
-        <w:t>│   ├── 02_Data_Cleaning_Preprocessing.ipynb</w:t>
-      </w:r>
-      <w:r>
-        <w:br/>
-      </w:r>
-      <w:r>
-        <w:rPr>
-          <w:rFonts w:ascii="Consolas" w:hAnsi="Consolas" w:eastAsia="Consolas" w:cs="Consolas"/>
-          <w:b w:val="0"/>
-          <w:bCs w:val="0"/>
-          <w:i w:val="0"/>
-          <w:iCs w:val="0"/>
-          <w:caps w:val="0"/>
-          <w:smallCaps w:val="0"/>
-          <w:color w:val="000000"/>
-          <w:sz w:val="18"/>
-          <w:szCs w:val="18"/>
-          <w:lang w:val="en-US"/>
-        </w:rPr>
-        <w:t>│   ├── 03_Visualization_EDA.ipynb</w:t>
-      </w:r>
-      <w:r>
-        <w:br/>
-      </w:r>
-      <w:r>
-        <w:rPr>
-          <w:rFonts w:ascii="Consolas" w:hAnsi="Consolas" w:eastAsia="Consolas" w:cs="Consolas"/>
-          <w:b w:val="0"/>
-          <w:bCs w:val="0"/>
-          <w:i w:val="0"/>
-          <w:iCs w:val="0"/>
-          <w:caps w:val="0"/>
-          <w:smallCaps w:val="0"/>
-          <w:color w:val="000000"/>
-          <w:sz w:val="18"/>
-          <w:szCs w:val="18"/>
-          <w:lang w:val="en-US"/>
-        </w:rPr>
-        <w:t>│   ├── 04_Model_Training.ipynb</w:t>
-      </w:r>
-      <w:r>
-        <w:br/>
-      </w:r>
-      <w:r>
-        <w:rPr>
-          <w:rFonts w:ascii="Consolas" w:hAnsi="Consolas" w:eastAsia="Consolas" w:cs="Consolas"/>
-          <w:b w:val="0"/>
-          <w:bCs w:val="0"/>
-          <w:i w:val="0"/>
-          <w:iCs w:val="0"/>
-          <w:caps w:val="0"/>
-          <w:smallCaps w:val="0"/>
-          <w:color w:val="000000"/>
-          <w:sz w:val="18"/>
-          <w:szCs w:val="18"/>
-          <w:lang w:val="en-US"/>
-        </w:rPr>
-        <w:t>│   ├── 05_Hyperparameter_Tuning.ipynb</w:t>
-      </w:r>
-      <w:r>
-        <w:br/>
-      </w:r>
-      <w:r>
-        <w:rPr>
-          <w:rFonts w:ascii="Consolas" w:hAnsi="Consolas" w:eastAsia="Consolas" w:cs="Consolas"/>
-          <w:b w:val="0"/>
-          <w:bCs w:val="0"/>
-          <w:i w:val="0"/>
-          <w:iCs w:val="0"/>
-          <w:caps w:val="0"/>
-          <w:smallCaps w:val="0"/>
-          <w:color w:val="000000"/>
-          <w:sz w:val="18"/>
-          <w:szCs w:val="18"/>
-          <w:lang w:val="en-US"/>
-        </w:rPr>
-        <w:t>│   ├── 06_Final_Holdout_Evaluation.ipynb</w:t>
-      </w:r>
-      <w:r>
-        <w:br/>
-      </w:r>
-      <w:r>
-        <w:rPr>
-          <w:rFonts w:ascii="Consolas" w:hAnsi="Consolas" w:eastAsia="Consolas" w:cs="Consolas"/>
-          <w:b w:val="0"/>
-          <w:bCs w:val="0"/>
-          <w:i w:val="0"/>
-          <w:iCs w:val="0"/>
-          <w:caps w:val="0"/>
-          <w:smallCaps w:val="0"/>
-          <w:color w:val="000000"/>
-          <w:sz w:val="18"/>
-          <w:szCs w:val="18"/>
-          <w:lang w:val="en-US"/>
-        </w:rPr>
-        <w:t>│   ├── 07_Physical_Consistency_Check.ipynb</w:t>
-      </w:r>
-      <w:r>
-        <w:br/>
-      </w:r>
-      <w:r>
-        <w:rPr>
-          <w:rFonts w:ascii="Consolas" w:hAnsi="Consolas" w:eastAsia="Consolas" w:cs="Consolas"/>
-          <w:b w:val="0"/>
-          <w:bCs w:val="0"/>
-          <w:i w:val="0"/>
-          <w:iCs w:val="0"/>
-          <w:caps w:val="0"/>
-          <w:smallCaps w:val="0"/>
-          <w:color w:val="000000"/>
-          <w:sz w:val="18"/>
-          <w:szCs w:val="18"/>
-          <w:lang w:val="en-US"/>
-        </w:rPr>
-        <w:t>│   └── 08_Result_Plots.ipynb</w:t>
-      </w:r>
-      <w:r>
-        <w:br/>
-      </w:r>
-      <w:r>
-        <w:rPr>
-          <w:rFonts w:ascii="Consolas" w:hAnsi="Consolas" w:eastAsia="Consolas" w:cs="Consolas"/>
-          <w:b w:val="0"/>
-          <w:bCs w:val="0"/>
-          <w:i w:val="0"/>
-          <w:iCs w:val="0"/>
-          <w:caps w:val="0"/>
-          <w:smallCaps w:val="0"/>
-          <w:color w:val="000000"/>
-          <w:sz w:val="18"/>
-          <w:szCs w:val="18"/>
-          <w:lang w:val="en-US"/>
-        </w:rPr>
-        <w:t>├── outputs/</w:t>
-      </w:r>
-      <w:r>
-        <w:br/>
-      </w:r>
-      <w:r>
-        <w:rPr>
-          <w:rFonts w:ascii="Consolas" w:hAnsi="Consolas" w:eastAsia="Consolas" w:cs="Consolas"/>
-          <w:b w:val="0"/>
-          <w:bCs w:val="0"/>
-          <w:i w:val="0"/>
-          <w:iCs w:val="0"/>
-          <w:caps w:val="0"/>
-          <w:smallCaps w:val="0"/>
-          <w:color w:val="000000"/>
-          <w:sz w:val="18"/>
-          <w:szCs w:val="18"/>
-          <w:lang w:val="en-US"/>
-        </w:rPr>
-        <w:t>│   └── plots/</w:t>
-      </w:r>
-      <w:r>
-        <w:br/>
-      </w:r>
-      <w:r>
-        <w:rPr>
-          <w:rFonts w:ascii="Consolas" w:hAnsi="Consolas" w:eastAsia="Consolas" w:cs="Consolas"/>
-          <w:b w:val="0"/>
-          <w:bCs w:val="0"/>
-          <w:i w:val="0"/>
-          <w:iCs w:val="0"/>
-          <w:caps w:val="0"/>
-          <w:smallCaps w:val="0"/>
-          <w:color w:val="000000"/>
-          <w:sz w:val="18"/>
-          <w:szCs w:val="18"/>
-          <w:lang w:val="en-US"/>
-        </w:rPr>
-        <w:t>│       ├── feature_importance_ann.png</w:t>
-      </w:r>
-      <w:r>
-        <w:br/>
-      </w:r>
-      <w:r>
-        <w:rPr>
-          <w:rFonts w:ascii="Consolas" w:hAnsi="Consolas" w:eastAsia="Consolas" w:cs="Consolas"/>
-          <w:b w:val="0"/>
-          <w:bCs w:val="0"/>
-          <w:i w:val="0"/>
-          <w:iCs w:val="0"/>
-          <w:caps w:val="0"/>
-          <w:smallCaps w:val="0"/>
-          <w:color w:val="000000"/>
-          <w:sz w:val="18"/>
-          <w:szCs w:val="18"/>
-          <w:lang w:val="en-US"/>
-        </w:rPr>
-        <w:t>│       ├── feature_importance_trees.png</w:t>
-      </w:r>
-      <w:r>
-        <w:br/>
-      </w:r>
-      <w:r>
-        <w:rPr>
-          <w:rFonts w:ascii="Consolas" w:hAnsi="Consolas" w:eastAsia="Consolas" w:cs="Consolas"/>
-          <w:b w:val="0"/>
-          <w:bCs w:val="0"/>
-          <w:i w:val="0"/>
-          <w:iCs w:val="0"/>
-          <w:caps w:val="0"/>
-          <w:smallCaps w:val="0"/>
-          <w:color w:val="000000"/>
-          <w:sz w:val="18"/>
-          <w:szCs w:val="18"/>
-          <w:lang w:val="en-US"/>
-        </w:rPr>
-        <w:t>│       ├── Error Comparison/</w:t>
-      </w:r>
-      <w:r>
-        <w:br/>
-      </w:r>
-      <w:r>
-        <w:rPr>
-          <w:rFonts w:ascii="Consolas" w:hAnsi="Consolas" w:eastAsia="Consolas" w:cs="Consolas"/>
-          <w:b w:val="0"/>
-          <w:bCs w:val="0"/>
-          <w:i w:val="0"/>
-          <w:iCs w:val="0"/>
-          <w:caps w:val="0"/>
-          <w:smallCaps w:val="0"/>
-          <w:color w:val="000000"/>
-          <w:sz w:val="18"/>
-          <w:szCs w:val="18"/>
-          <w:lang w:val="en-US"/>
-        </w:rPr>
-        <w:t>│       │   ├── error_comparison_mae.png</w:t>
-      </w:r>
-      <w:r>
-        <w:br/>
-      </w:r>
-      <w:r>
-        <w:rPr>
-          <w:rFonts w:ascii="Consolas" w:hAnsi="Consolas" w:eastAsia="Consolas" w:cs="Consolas"/>
-          <w:b w:val="0"/>
-          <w:bCs w:val="0"/>
-          <w:i w:val="0"/>
-          <w:iCs w:val="0"/>
-          <w:caps w:val="0"/>
-          <w:smallCaps w:val="0"/>
-          <w:color w:val="000000"/>
-          <w:sz w:val="18"/>
-          <w:szCs w:val="18"/>
-          <w:lang w:val="en-US"/>
-        </w:rPr>
-        <w:t>│       │   ├── error_comparison_r2.png</w:t>
-      </w:r>
-      <w:r>
-        <w:br/>
-      </w:r>
-      <w:r>
-        <w:rPr>
-          <w:rFonts w:ascii="Consolas" w:hAnsi="Consolas" w:eastAsia="Consolas" w:cs="Consolas"/>
-          <w:b w:val="0"/>
-          <w:bCs w:val="0"/>
-          <w:i w:val="0"/>
-          <w:iCs w:val="0"/>
-          <w:caps w:val="0"/>
-          <w:smallCaps w:val="0"/>
-          <w:color w:val="000000"/>
-          <w:sz w:val="18"/>
-          <w:szCs w:val="18"/>
-          <w:lang w:val="en-US"/>
-        </w:rPr>
-        <w:t>│       │   └── error_comparison_rmse.png</w:t>
-      </w:r>
-      <w:r>
-        <w:br/>
-      </w:r>
-      <w:r>
-        <w:rPr>
-          <w:rFonts w:ascii="Consolas" w:hAnsi="Consolas" w:eastAsia="Consolas" w:cs="Consolas"/>
-          <w:b w:val="0"/>
-          <w:bCs w:val="0"/>
-          <w:i w:val="0"/>
-          <w:iCs w:val="0"/>
-          <w:caps w:val="0"/>
-          <w:smallCaps w:val="0"/>
-          <w:color w:val="000000"/>
-          <w:sz w:val="18"/>
-          <w:szCs w:val="18"/>
-          <w:lang w:val="en-US"/>
-        </w:rPr>
-        <w:t>│       ├── Predicted vs Actual/</w:t>
-      </w:r>
-      <w:r>
-        <w:br/>
-      </w:r>
-      <w:r>
-        <w:rPr>
-          <w:rFonts w:ascii="Consolas" w:hAnsi="Consolas" w:eastAsia="Consolas" w:cs="Consolas"/>
-          <w:b w:val="0"/>
-          <w:bCs w:val="0"/>
-          <w:i w:val="0"/>
-          <w:iCs w:val="0"/>
-          <w:caps w:val="0"/>
-          <w:smallCaps w:val="0"/>
-          <w:color w:val="000000"/>
-          <w:sz w:val="18"/>
-          <w:szCs w:val="18"/>
-          <w:lang w:val="en-US"/>
-        </w:rPr>
-        <w:t>│       │   ├── predicted_vs_actual_ANN.png</w:t>
-      </w:r>
-      <w:r>
-        <w:br/>
-      </w:r>
-      <w:r>
-        <w:rPr>
-          <w:rFonts w:ascii="Consolas" w:hAnsi="Consolas" w:eastAsia="Consolas" w:cs="Consolas"/>
-          <w:b w:val="0"/>
-          <w:bCs w:val="0"/>
-          <w:i w:val="0"/>
-          <w:iCs w:val="0"/>
-          <w:caps w:val="0"/>
-          <w:smallCaps w:val="0"/>
-          <w:color w:val="000000"/>
-          <w:sz w:val="18"/>
-          <w:szCs w:val="18"/>
-          <w:lang w:val="en-US"/>
-        </w:rPr>
-        <w:t>│       │   ├── predicted_vs_actual_PolynomialRegression.png</w:t>
-      </w:r>
-      <w:r>
-        <w:br/>
-      </w:r>
-      <w:r>
-        <w:rPr>
-          <w:rFonts w:ascii="Consolas" w:hAnsi="Consolas" w:eastAsia="Consolas" w:cs="Consolas"/>
-          <w:b w:val="0"/>
-          <w:bCs w:val="0"/>
-          <w:i w:val="0"/>
-          <w:iCs w:val="0"/>
-          <w:caps w:val="0"/>
-          <w:smallCaps w:val="0"/>
-          <w:color w:val="000000"/>
-          <w:sz w:val="18"/>
-          <w:szCs w:val="18"/>
-          <w:lang w:val="en-US"/>
-        </w:rPr>
-        <w:t>│       │   ├── predicted_vs_actual_RandomForest.png</w:t>
-      </w:r>
-      <w:r>
-        <w:br/>
-      </w:r>
-      <w:r>
-        <w:rPr>
-          <w:rFonts w:ascii="Consolas" w:hAnsi="Consolas" w:eastAsia="Consolas" w:cs="Consolas"/>
-          <w:b w:val="0"/>
-          <w:bCs w:val="0"/>
-          <w:i w:val="0"/>
-          <w:iCs w:val="0"/>
-          <w:caps w:val="0"/>
-          <w:smallCaps w:val="0"/>
-          <w:color w:val="000000"/>
-          <w:sz w:val="18"/>
-          <w:szCs w:val="18"/>
-          <w:lang w:val="en-US"/>
-        </w:rPr>
-        <w:t>│       │   ├── predicted_vs_actual_SVR.png</w:t>
-      </w:r>
-      <w:r>
-        <w:br/>
-      </w:r>
-      <w:r>
-        <w:rPr>
-          <w:rFonts w:ascii="Consolas" w:hAnsi="Consolas" w:eastAsia="Consolas" w:cs="Consolas"/>
-          <w:b w:val="0"/>
-          <w:bCs w:val="0"/>
-          <w:i w:val="0"/>
-          <w:iCs w:val="0"/>
-          <w:caps w:val="0"/>
-          <w:smallCaps w:val="0"/>
-          <w:color w:val="000000"/>
-          <w:sz w:val="18"/>
-          <w:szCs w:val="18"/>
-          <w:lang w:val="en-US"/>
-        </w:rPr>
-        <w:t>│       │   └── predicted_vs_actual_XGBoost.png</w:t>
-      </w:r>
-      <w:r>
-        <w:br/>
-      </w:r>
-      <w:r>
-        <w:rPr>
-          <w:rFonts w:ascii="Consolas" w:hAnsi="Consolas" w:eastAsia="Consolas" w:cs="Consolas"/>
-          <w:b w:val="0"/>
-          <w:bCs w:val="0"/>
-          <w:i w:val="0"/>
-          <w:iCs w:val="0"/>
-          <w:caps w:val="0"/>
-          <w:smallCaps w:val="0"/>
-          <w:color w:val="000000"/>
-          <w:sz w:val="18"/>
-          <w:szCs w:val="18"/>
-          <w:lang w:val="en-US"/>
-        </w:rPr>
-        <w:t>│       └── Sensitivity Analysis/</w:t>
-      </w:r>
-      <w:r>
-        <w:br/>
-      </w:r>
-      <w:r>
-        <w:rPr>
-          <w:rFonts w:ascii="Consolas" w:hAnsi="Consolas" w:eastAsia="Consolas" w:cs="Consolas"/>
-          <w:b w:val="0"/>
-          <w:bCs w:val="0"/>
-          <w:i w:val="0"/>
-          <w:iCs w:val="0"/>
-          <w:caps w:val="0"/>
-          <w:smallCaps w:val="0"/>
-          <w:color w:val="000000"/>
-          <w:sz w:val="18"/>
-          <w:szCs w:val="18"/>
-          <w:lang w:val="en-US"/>
-        </w:rPr>
-        <w:t>│           ├── sensitivity_feed_composition.png</w:t>
-      </w:r>
-      <w:r>
-        <w:br/>
-      </w:r>
-      <w:r>
-        <w:rPr>
-          <w:rFonts w:ascii="Consolas" w:hAnsi="Consolas" w:eastAsia="Consolas" w:cs="Consolas"/>
-          <w:b w:val="0"/>
-          <w:bCs w:val="0"/>
-          <w:i w:val="0"/>
-          <w:iCs w:val="0"/>
-          <w:caps w:val="0"/>
-          <w:smallCaps w:val="0"/>
-          <w:color w:val="000000"/>
-          <w:sz w:val="18"/>
-          <w:szCs w:val="18"/>
-          <w:lang w:val="en-US"/>
-        </w:rPr>
-        <w:t>│           └── sensitivity_reflux_ratio.png</w:t>
-      </w:r>
-      <w:r>
-        <w:br/>
-      </w:r>
-      <w:r>
-        <w:rPr>
-          <w:rFonts w:ascii="Consolas" w:hAnsi="Consolas" w:eastAsia="Consolas" w:cs="Consolas"/>
-          <w:b w:val="0"/>
-          <w:bCs w:val="0"/>
-          <w:i w:val="0"/>
-          <w:iCs w:val="0"/>
-          <w:caps w:val="0"/>
-          <w:smallCaps w:val="0"/>
-          <w:color w:val="000000"/>
-          <w:sz w:val="18"/>
-          <w:szCs w:val="18"/>
-          <w:lang w:val="en-US"/>
-        </w:rPr>
-        <w:t xml:space="preserve">└── </w:t>
-      </w:r>
-      <w:r>
-        <w:rPr>
-          <w:rFonts w:ascii="Consolas" w:hAnsi="Consolas" w:eastAsia="Consolas" w:cs="Consolas"/>
-          <w:b w:val="0"/>
-          <w:bCs w:val="0"/>
-          <w:i w:val="0"/>
-          <w:iCs w:val="0"/>
-          <w:caps w:val="0"/>
-          <w:smallCaps w:val="0"/>
-          <w:color w:val="000000"/>
-          <w:sz w:val="18"/>
-          <w:szCs w:val="18"/>
-          <w:lang w:val="en-US"/>
-        </w:rPr>
-        <w:t>src</w:t>
-      </w:r>
-      <w:r>
-        <w:rPr>
-          <w:rFonts w:ascii="Consolas" w:hAnsi="Consolas" w:eastAsia="Consolas" w:cs="Consolas"/>
-          <w:b w:val="0"/>
-          <w:bCs w:val="0"/>
-          <w:i w:val="0"/>
-          <w:iCs w:val="0"/>
-          <w:caps w:val="0"/>
-          <w:smallCaps w:val="0"/>
-          <w:color w:val="000000"/>
-          <w:sz w:val="18"/>
-          <w:szCs w:val="18"/>
-          <w:lang w:val="en-US"/>
-        </w:rPr>
-        <w:t>/</w:t>
-      </w:r>
-      <w:r>
-        <w:br/>
-      </w:r>
-      <w:r>
-        <w:rPr>
-          <w:rFonts w:ascii="Consolas" w:hAnsi="Consolas" w:eastAsia="Consolas" w:cs="Consolas"/>
-          <w:b w:val="0"/>
-          <w:bCs w:val="0"/>
-          <w:i w:val="0"/>
-          <w:iCs w:val="0"/>
-          <w:caps w:val="0"/>
-          <w:smallCaps w:val="0"/>
-          <w:color w:val="000000"/>
-          <w:sz w:val="18"/>
-          <w:szCs w:val="18"/>
-          <w:lang w:val="en-US"/>
-        </w:rPr>
-        <w:t xml:space="preserve">    ├── sampling/</w:t>
-      </w:r>
-      <w:r>
-        <w:br/>
-      </w:r>
-      <w:r>
-        <w:rPr>
-          <w:rFonts w:ascii="Consolas" w:hAnsi="Consolas" w:eastAsia="Consolas" w:cs="Consolas"/>
-          <w:b w:val="0"/>
-          <w:bCs w:val="0"/>
-          <w:i w:val="0"/>
-          <w:iCs w:val="0"/>
-          <w:caps w:val="0"/>
-          <w:smallCaps w:val="0"/>
-          <w:color w:val="000000"/>
-          <w:sz w:val="18"/>
-          <w:szCs w:val="18"/>
-          <w:lang w:val="en-US"/>
-        </w:rPr>
-        <w:t xml:space="preserve">    │   ├── 01_sobol_validation.py</w:t>
-      </w:r>
-      <w:r>
-        <w:br/>
-      </w:r>
-      <w:r>
-        <w:rPr>
-          <w:rFonts w:ascii="Consolas" w:hAnsi="Consolas" w:eastAsia="Consolas" w:cs="Consolas"/>
-          <w:b w:val="0"/>
-          <w:bCs w:val="0"/>
-          <w:i w:val="0"/>
-          <w:iCs w:val="0"/>
-          <w:caps w:val="0"/>
-          <w:smallCaps w:val="0"/>
-          <w:color w:val="000000"/>
-          <w:sz w:val="18"/>
-          <w:szCs w:val="18"/>
-          <w:lang w:val="en-US"/>
-        </w:rPr>
-        <w:t xml:space="preserve">    │   ├── 02_sobol_intermediate_validation.py</w:t>
-      </w:r>
-      <w:r>
-        <w:br/>
-      </w:r>
-      <w:r>
-        <w:rPr>
-          <w:rFonts w:ascii="Consolas" w:hAnsi="Consolas" w:eastAsia="Consolas" w:cs="Consolas"/>
-          <w:b w:val="0"/>
-          <w:bCs w:val="0"/>
-          <w:i w:val="0"/>
-          <w:iCs w:val="0"/>
-          <w:caps w:val="0"/>
-          <w:smallCaps w:val="0"/>
-          <w:color w:val="000000"/>
-          <w:sz w:val="18"/>
-          <w:szCs w:val="18"/>
-          <w:lang w:val="en-US"/>
-        </w:rPr>
-        <w:t xml:space="preserve">    │   ├── 03_generate_2560_sobol.py</w:t>
-      </w:r>
-      <w:r>
-        <w:br/>
-      </w:r>
-      <w:r>
-        <w:rPr>
-          <w:rFonts w:ascii="Consolas" w:hAnsi="Consolas" w:eastAsia="Consolas" w:cs="Consolas"/>
-          <w:b w:val="0"/>
-          <w:bCs w:val="0"/>
-          <w:i w:val="0"/>
-          <w:iCs w:val="0"/>
-          <w:caps w:val="0"/>
-          <w:smallCaps w:val="0"/>
-          <w:color w:val="000000"/>
-          <w:sz w:val="18"/>
-          <w:szCs w:val="18"/>
-          <w:lang w:val="en-US"/>
-        </w:rPr>
-        <w:t xml:space="preserve">    │   └── 04_generate_500_lhs.py</w:t>
-      </w:r>
-      <w:r>
-        <w:br/>
-      </w:r>
-      <w:r>
-        <w:rPr>
-          <w:rFonts w:ascii="Consolas" w:hAnsi="Consolas" w:eastAsia="Consolas" w:cs="Consolas"/>
-          <w:b w:val="0"/>
-          <w:bCs w:val="0"/>
-          <w:i w:val="0"/>
-          <w:iCs w:val="0"/>
-          <w:caps w:val="0"/>
-          <w:smallCaps w:val="0"/>
-          <w:color w:val="000000"/>
-          <w:sz w:val="18"/>
-          <w:szCs w:val="18"/>
-          <w:lang w:val="en-US"/>
-        </w:rPr>
-        <w:t xml:space="preserve">    └── simulation/</w:t>
-      </w:r>
-      <w:r>
-        <w:br/>
-      </w:r>
-      <w:r>
-        <w:rPr>
-          <w:rFonts w:ascii="Consolas" w:hAnsi="Consolas" w:eastAsia="Consolas" w:cs="Consolas"/>
-          <w:b w:val="0"/>
-          <w:bCs w:val="0"/>
-          <w:i w:val="0"/>
-          <w:iCs w:val="0"/>
-          <w:caps w:val="0"/>
-          <w:smallCaps w:val="0"/>
-          <w:color w:val="000000"/>
-          <w:sz w:val="18"/>
-          <w:szCs w:val="18"/>
-          <w:lang w:val="en-US"/>
-        </w:rPr>
-        <w:t xml:space="preserve">        ├── dwsim_automation.py</w:t>
-      </w:r>
-      <w:r>
-        <w:br/>
-      </w:r>
-      <w:r>
-        <w:rPr>
-          <w:rFonts w:ascii="Consolas" w:hAnsi="Consolas" w:eastAsia="Consolas" w:cs="Consolas"/>
-          <w:b w:val="0"/>
-          <w:bCs w:val="0"/>
-          <w:i w:val="0"/>
-          <w:iCs w:val="0"/>
-          <w:caps w:val="0"/>
-          <w:smallCaps w:val="0"/>
-          <w:color w:val="000000"/>
-          <w:sz w:val="18"/>
-          <w:szCs w:val="18"/>
-          <w:lang w:val="en-US"/>
-        </w:rPr>
-        <w:t xml:space="preserve">        └── model_generator.py</w:t>
-      </w:r>
-      <w:r>
-        <w:br/>
-      </w:r>
-      <w:r>
-        <w:rPr>
-          <w:rFonts w:ascii="Consolas" w:hAnsi="Consolas" w:eastAsia="Consolas" w:cs="Consolas"/>
-          <w:b w:val="0"/>
-          <w:bCs w:val="0"/>
-          <w:i w:val="0"/>
-          <w:iCs w:val="0"/>
-          <w:caps w:val="0"/>
-          <w:smallCaps w:val="0"/>
-          <w:color w:val="000000"/>
-          <w:sz w:val="18"/>
-          <w:szCs w:val="18"/>
-          <w:lang w:val="en-US"/>
-        </w:rPr>
-        <w:t xml:space="preserve">    │</w:t>
-      </w:r>
-      <w:r>
-        <w:br/>
-      </w:r>
-      <w:r>
-        <w:rPr>
-          <w:rFonts w:ascii="Consolas" w:hAnsi="Consolas" w:eastAsia="Consolas" w:cs="Consolas"/>
-          <w:b w:val="0"/>
-          <w:bCs w:val="0"/>
-          <w:i w:val="0"/>
-          <w:iCs w:val="0"/>
-          <w:caps w:val="0"/>
-          <w:smallCaps w:val="0"/>
-          <w:color w:val="000000"/>
-          <w:sz w:val="18"/>
-          <w:szCs w:val="18"/>
-          <w:lang w:val="en-US"/>
-        </w:rPr>
-        <w:t xml:space="preserve">    └── </w:t>
-      </w:r>
-      <w:r>
-        <w:rPr>
-          <w:rFonts w:ascii="Consolas" w:hAnsi="Consolas" w:eastAsia="Consolas" w:cs="Consolas"/>
-          <w:b w:val="0"/>
-          <w:bCs w:val="0"/>
-          <w:i w:val="0"/>
-          <w:iCs w:val="0"/>
-          <w:caps w:val="0"/>
-          <w:smallCaps w:val="0"/>
-          <w:color w:val="000000"/>
-          <w:sz w:val="18"/>
-          <w:szCs w:val="18"/>
-          <w:lang w:val="en-US"/>
-        </w:rPr>
-        <w:t>sample_predictions.py</w:t>
-      </w:r>
-    </w:p>
-    <w:p>
-      <w:pPr>
-        <w:pStyle w:val="Normal"/>
-        <w:spacing w:before="0" w:after="240" w:line="240" w:lineRule="auto"/>
-        <w:rPr>
-          <w:rFonts w:ascii="Consolas" w:hAnsi="Consolas" w:eastAsia="Consolas" w:cs="Consolas"/>
-          <w:b w:val="0"/>
-          <w:bCs w:val="0"/>
-          <w:i w:val="0"/>
-          <w:iCs w:val="0"/>
-          <w:caps w:val="0"/>
-          <w:smallCaps w:val="0"/>
-          <w:color w:val="000000"/>
-          <w:sz w:val="18"/>
-          <w:szCs w:val="18"/>
-          <w:lang w:val="en-US"/>
-        </w:rPr>
-      </w:pPr>
-    </w:p>
-    <w:p>
-      <w:pPr>
-        <w:pStyle w:val="Normal"/>
-        <w:spacing w:before="0" w:after="240" w:line="240" w:lineRule="auto"/>
-        <w:rPr>
-          <w:rFonts w:ascii="Consolas" w:hAnsi="Consolas" w:eastAsia="Consolas" w:cs="Consolas"/>
-          <w:b w:val="0"/>
-          <w:bCs w:val="0"/>
-          <w:i w:val="0"/>
-          <w:iCs w:val="0"/>
-          <w:caps w:val="0"/>
-          <w:smallCaps w:val="0"/>
-          <w:color w:val="000000"/>
-          <w:sz w:val="18"/>
-          <w:szCs w:val="18"/>
-          <w:lang w:val="en-US"/>
-        </w:rPr>
-      </w:pPr>
-    </w:p>
-    <w:p>
-      <w:pPr>
-        <w:pStyle w:val="Normal"/>
-        <w:spacing w:before="0" w:after="160" w:line="300" w:lineRule="auto"/>
-        <w:rPr>
-          <w:rFonts w:ascii="Calibri" w:hAnsi="Calibri" w:eastAsia="Calibri" w:cs="Calibri"/>
-          <w:b w:val="1"/>
-          <w:bCs w:val="1"/>
-          <w:sz w:val="22"/>
-          <w:szCs w:val="22"/>
-        </w:rPr>
-      </w:pPr>
-    </w:p>
-    <w:p>
-      <w:pPr>
-        <w:pStyle w:val="Normal"/>
-        <w:spacing w:before="0" w:after="160" w:line="300" w:lineRule="auto"/>
-        <w:rPr>
-          <w:rFonts w:ascii="Calibri" w:hAnsi="Calibri" w:eastAsia="Calibri" w:cs="Calibri"/>
-          <w:sz w:val="22"/>
-          <w:szCs w:val="22"/>
-        </w:rPr>
-      </w:pPr>
-    </w:p>
-    <w:p>
-      <w:pPr>
-        <w:pStyle w:val="Heading2"/>
-        <w:spacing w:before="299" w:beforeAutospacing="off" w:after="299" w:afterAutospacing="off"/>
-        <w:rPr>
-          <w:rFonts w:ascii="Calibri" w:hAnsi="Calibri" w:eastAsia="Calibri" w:cs="Calibri"/>
-          <w:b w:val="0"/>
-          <w:bCs w:val="0"/>
-          <w:i w:val="0"/>
-          <w:iCs w:val="0"/>
-          <w:caps w:val="0"/>
-          <w:smallCaps w:val="0"/>
-          <w:color w:val="2E74B5"/>
           <w:sz w:val="36"/>
           <w:szCs w:val="36"/>
         </w:rPr>
-      </w:pPr>
-      <w:r>
-        <w:rPr>
-          <w:rFonts w:ascii="Calibri" w:hAnsi="Calibri" w:eastAsia="Calibri" w:cs="Calibri"/>
-          <w:b w:val="1"/>
-          <w:bCs w:val="1"/>
-          <w:i w:val="0"/>
-          <w:iCs w:val="0"/>
-          <w:caps w:val="0"/>
-          <w:smallCaps w:val="0"/>
-          <w:color w:val="2E74B5"/>
-          <w:sz w:val="36"/>
-          <w:szCs w:val="36"/>
-        </w:rPr>
         <w:t>Key Project Files</w:t>
       </w:r>
     </w:p>
-    <w:p>
+    <w:p xmlns:wp14="http://schemas.microsoft.com/office/word/2010/wordml" wp14:textId="77777777">
       <w:pPr>
         <w:pStyle w:val="ListParagraph"/>
         <w:numPr>
           <w:ilvl w:val="0"/>
-          <w:numId w:val="3"/>
+          <w:numId w:val="2"/>
         </w:numPr>
         <w:spacing w:before="0" w:beforeAutospacing="off" w:after="0" w:afterAutospacing="off"/>
         <w:rPr>
           <w:rFonts w:ascii="Calibri" w:hAnsi="Calibri" w:eastAsia="Calibri" w:cs="Calibri"/>
-          <w:b w:val="0"/>
-          <w:bCs w:val="0"/>
-          <w:i w:val="0"/>
-          <w:iCs w:val="0"/>
-          <w:caps w:val="0"/>
-          <w:smallCaps w:val="0"/>
-          <w:color w:val="000000"/>
           <w:sz w:val="22"/>
           <w:szCs w:val="22"/>
         </w:rPr>
@@ -11522,13 +9724,6 @@
       <w:r>
         <w:rPr>
           <w:rFonts w:ascii="Consolas" w:hAnsi="Consolas" w:eastAsia="Consolas" w:cs="Consolas"/>
-          <w:b w:val="0"/>
-          <w:bCs w:val="0"/>
-          <w:i w:val="0"/>
-          <w:iCs w:val="0"/>
-          <w:caps w:val="0"/>
-          <w:smallCaps w:val="0"/>
-          <w:color w:val="000000"/>
           <w:sz w:val="22"/>
           <w:szCs w:val="22"/>
         </w:rPr>
@@ -11537,36 +9732,22 @@
       <w:r>
         <w:rPr>
           <w:rFonts w:ascii="Calibri" w:hAnsi="Calibri" w:eastAsia="Calibri" w:cs="Calibri"/>
-          <w:b w:val="0"/>
-          <w:bCs w:val="0"/>
-          <w:i w:val="0"/>
-          <w:iCs w:val="0"/>
-          <w:caps w:val="0"/>
-          <w:smallCaps w:val="0"/>
-          <w:color w:val="000000"/>
           <w:sz w:val="22"/>
           <w:szCs w:val="22"/>
         </w:rPr>
         <w:t xml:space="preserve"> — raw and processed simulation datasets, tuning results, and the final holdout and physical-consistency check outputs.</w:t>
       </w:r>
     </w:p>
-    <w:p>
+    <w:p xmlns:wp14="http://schemas.microsoft.com/office/word/2010/wordml" wp14:textId="77777777">
       <w:pPr>
         <w:pStyle w:val="ListParagraph"/>
         <w:numPr>
           <w:ilvl w:val="0"/>
-          <w:numId w:val="3"/>
+          <w:numId w:val="2"/>
         </w:numPr>
         <w:spacing w:before="0" w:beforeAutospacing="off" w:after="0" w:afterAutospacing="off"/>
         <w:rPr>
           <w:rFonts w:ascii="Calibri" w:hAnsi="Calibri" w:eastAsia="Calibri" w:cs="Calibri"/>
-          <w:b w:val="0"/>
-          <w:bCs w:val="0"/>
-          <w:i w:val="0"/>
-          <w:iCs w:val="0"/>
-          <w:caps w:val="0"/>
-          <w:smallCaps w:val="0"/>
-          <w:color w:val="000000"/>
           <w:sz w:val="22"/>
           <w:szCs w:val="22"/>
           <w:lang w:val="en-US"/>
@@ -11575,13 +9756,6 @@
       <w:r>
         <w:rPr>
           <w:rFonts w:ascii="Consolas" w:hAnsi="Consolas" w:eastAsia="Consolas" w:cs="Consolas"/>
-          <w:b w:val="0"/>
-          <w:bCs w:val="0"/>
-          <w:i w:val="0"/>
-          <w:iCs w:val="0"/>
-          <w:caps w:val="0"/>
-          <w:smallCaps w:val="0"/>
-          <w:color w:val="000000"/>
           <w:sz w:val="22"/>
           <w:szCs w:val="22"/>
           <w:lang w:val="en-US"/>
@@ -11591,13 +9765,6 @@
       <w:r>
         <w:rPr>
           <w:rFonts w:ascii="Calibri" w:hAnsi="Calibri" w:eastAsia="Calibri" w:cs="Calibri"/>
-          <w:b w:val="0"/>
-          <w:bCs w:val="0"/>
-          <w:i w:val="0"/>
-          <w:iCs w:val="0"/>
-          <w:caps w:val="0"/>
-          <w:smallCaps w:val="0"/>
-          <w:color w:val="000000"/>
           <w:sz w:val="22"/>
           <w:szCs w:val="22"/>
           <w:lang w:val="en-US"/>
@@ -11605,23 +9772,16 @@
         <w:t xml:space="preserve"> — the saved DWSIM flowsheet used to run the simulation.</w:t>
       </w:r>
     </w:p>
-    <w:p>
+    <w:p xmlns:wp14="http://schemas.microsoft.com/office/word/2010/wordml" wp14:textId="77777777">
       <w:pPr>
         <w:pStyle w:val="ListParagraph"/>
         <w:numPr>
           <w:ilvl w:val="0"/>
-          <w:numId w:val="3"/>
+          <w:numId w:val="2"/>
         </w:numPr>
         <w:spacing w:before="0" w:beforeAutospacing="off" w:after="0" w:afterAutospacing="off"/>
         <w:rPr>
           <w:rFonts w:ascii="Calibri" w:hAnsi="Calibri" w:eastAsia="Calibri" w:cs="Calibri"/>
-          <w:b w:val="0"/>
-          <w:bCs w:val="0"/>
-          <w:i w:val="0"/>
-          <w:iCs w:val="0"/>
-          <w:caps w:val="0"/>
-          <w:smallCaps w:val="0"/>
-          <w:color w:val="000000"/>
           <w:sz w:val="22"/>
           <w:szCs w:val="22"/>
           <w:lang w:val="en-US"/>
@@ -11630,13 +9790,6 @@
       <w:r>
         <w:rPr>
           <w:rFonts w:ascii="Consolas" w:hAnsi="Consolas" w:eastAsia="Consolas" w:cs="Consolas"/>
-          <w:b w:val="0"/>
-          <w:bCs w:val="0"/>
-          <w:i w:val="0"/>
-          <w:iCs w:val="0"/>
-          <w:caps w:val="0"/>
-          <w:smallCaps w:val="0"/>
-          <w:color w:val="000000"/>
           <w:sz w:val="22"/>
           <w:szCs w:val="22"/>
           <w:lang w:val="en-US"/>
@@ -11646,13 +9799,6 @@
       <w:r>
         <w:rPr>
           <w:rFonts w:ascii="Calibri" w:hAnsi="Calibri" w:eastAsia="Calibri" w:cs="Calibri"/>
-          <w:b w:val="0"/>
-          <w:bCs w:val="0"/>
-          <w:i w:val="0"/>
-          <w:iCs w:val="0"/>
-          <w:caps w:val="0"/>
-          <w:smallCaps w:val="0"/>
-          <w:color w:val="000000"/>
           <w:sz w:val="22"/>
           <w:szCs w:val="22"/>
           <w:lang w:val="en-US"/>
@@ -11660,23 +9806,16 @@
         <w:t xml:space="preserve"> — the five trained model files and the preprocessing objects required for prediction.</w:t>
       </w:r>
     </w:p>
-    <w:p>
+    <w:p xmlns:wp14="http://schemas.microsoft.com/office/word/2010/wordml" wp14:textId="77777777">
       <w:pPr>
         <w:pStyle w:val="ListParagraph"/>
         <w:numPr>
           <w:ilvl w:val="0"/>
-          <w:numId w:val="3"/>
+          <w:numId w:val="2"/>
         </w:numPr>
         <w:spacing w:before="0" w:beforeAutospacing="off" w:after="0" w:afterAutospacing="off"/>
         <w:rPr>
           <w:rFonts w:ascii="Calibri" w:hAnsi="Calibri" w:eastAsia="Calibri" w:cs="Calibri"/>
-          <w:b w:val="0"/>
-          <w:bCs w:val="0"/>
-          <w:i w:val="0"/>
-          <w:iCs w:val="0"/>
-          <w:caps w:val="0"/>
-          <w:smallCaps w:val="0"/>
-          <w:color w:val="000000"/>
           <w:sz w:val="22"/>
           <w:szCs w:val="22"/>
           <w:lang w:val="en-US"/>
@@ -11685,13 +9824,6 @@
       <w:r>
         <w:rPr>
           <w:rFonts w:ascii="Consolas" w:hAnsi="Consolas" w:eastAsia="Consolas" w:cs="Consolas"/>
-          <w:b w:val="0"/>
-          <w:bCs w:val="0"/>
-          <w:i w:val="0"/>
-          <w:iCs w:val="0"/>
-          <w:caps w:val="0"/>
-          <w:smallCaps w:val="0"/>
-          <w:color w:val="000000"/>
           <w:sz w:val="22"/>
           <w:szCs w:val="22"/>
           <w:lang w:val="en-US"/>
@@ -11701,13 +9833,6 @@
       <w:r>
         <w:rPr>
           <w:rFonts w:ascii="Calibri" w:hAnsi="Calibri" w:eastAsia="Calibri" w:cs="Calibri"/>
-          <w:b w:val="0"/>
-          <w:bCs w:val="0"/>
-          <w:i w:val="0"/>
-          <w:iCs w:val="0"/>
-          <w:caps w:val="0"/>
-          <w:smallCaps w:val="0"/>
-          <w:color w:val="000000"/>
           <w:sz w:val="22"/>
           <w:szCs w:val="22"/>
           <w:lang w:val="en-US"/>
@@ -11715,23 +9840,16 @@
         <w:t xml:space="preserve"> — the data-quality, preprocessing, training, tuning, holdout-evaluation and physical-consistency notebooks.</w:t>
       </w:r>
     </w:p>
-    <w:p>
+    <w:p xmlns:wp14="http://schemas.microsoft.com/office/word/2010/wordml" wp14:textId="77777777">
       <w:pPr>
         <w:pStyle w:val="ListParagraph"/>
         <w:numPr>
           <w:ilvl w:val="0"/>
-          <w:numId w:val="3"/>
+          <w:numId w:val="2"/>
         </w:numPr>
         <w:spacing w:before="0" w:beforeAutospacing="off" w:after="0" w:afterAutospacing="off"/>
         <w:rPr>
           <w:rFonts w:ascii="Calibri" w:hAnsi="Calibri" w:eastAsia="Calibri" w:cs="Calibri"/>
-          <w:b w:val="0"/>
-          <w:bCs w:val="0"/>
-          <w:i w:val="0"/>
-          <w:iCs w:val="0"/>
-          <w:caps w:val="0"/>
-          <w:smallCaps w:val="0"/>
-          <w:color w:val="000000"/>
           <w:sz w:val="22"/>
           <w:szCs w:val="22"/>
           <w:lang w:val="en-US"/>
@@ -11740,13 +9858,6 @@
       <w:r>
         <w:rPr>
           <w:rFonts w:ascii="Consolas" w:hAnsi="Consolas" w:eastAsia="Consolas" w:cs="Consolas"/>
-          <w:b w:val="0"/>
-          <w:bCs w:val="0"/>
-          <w:i w:val="0"/>
-          <w:iCs w:val="0"/>
-          <w:caps w:val="0"/>
-          <w:smallCaps w:val="0"/>
-          <w:color w:val="000000"/>
           <w:sz w:val="22"/>
           <w:szCs w:val="22"/>
           <w:lang w:val="en-US"/>
@@ -11756,13 +9867,6 @@
       <w:r>
         <w:rPr>
           <w:rFonts w:ascii="Calibri" w:hAnsi="Calibri" w:eastAsia="Calibri" w:cs="Calibri"/>
-          <w:b w:val="0"/>
-          <w:bCs w:val="0"/>
-          <w:i w:val="0"/>
-          <w:iCs w:val="0"/>
-          <w:caps w:val="0"/>
-          <w:smallCaps w:val="0"/>
-          <w:color w:val="000000"/>
           <w:sz w:val="22"/>
           <w:szCs w:val="22"/>
           <w:lang w:val="en-US"/>
@@ -11770,23 +9874,16 @@
         <w:t xml:space="preserve"> — all figures generated for this report, including error comparisons, predicted-vs-actual plots and sensitivity plots.</w:t>
       </w:r>
     </w:p>
-    <w:p>
+    <w:p xmlns:wp14="http://schemas.microsoft.com/office/word/2010/wordml" wp14:textId="77777777">
       <w:pPr>
         <w:pStyle w:val="ListParagraph"/>
         <w:numPr>
           <w:ilvl w:val="0"/>
-          <w:numId w:val="3"/>
+          <w:numId w:val="2"/>
         </w:numPr>
         <w:spacing w:before="0" w:beforeAutospacing="off" w:after="0" w:afterAutospacing="off"/>
         <w:rPr>
           <w:rFonts w:ascii="Calibri" w:hAnsi="Calibri" w:eastAsia="Calibri" w:cs="Calibri"/>
-          <w:b w:val="0"/>
-          <w:bCs w:val="0"/>
-          <w:i w:val="0"/>
-          <w:iCs w:val="0"/>
-          <w:caps w:val="0"/>
-          <w:smallCaps w:val="0"/>
-          <w:color w:val="000000"/>
           <w:sz w:val="22"/>
           <w:szCs w:val="22"/>
           <w:lang w:val="en-US"/>
@@ -11795,13 +9892,6 @@
       <w:r>
         <w:rPr>
           <w:rFonts w:ascii="Consolas" w:hAnsi="Consolas" w:eastAsia="Consolas" w:cs="Consolas"/>
-          <w:b w:val="0"/>
-          <w:bCs w:val="0"/>
-          <w:i w:val="0"/>
-          <w:iCs w:val="0"/>
-          <w:caps w:val="0"/>
-          <w:smallCaps w:val="0"/>
-          <w:color w:val="000000"/>
           <w:sz w:val="22"/>
           <w:szCs w:val="22"/>
           <w:lang w:val="en-US"/>
@@ -11811,30 +9901,12 @@
       <w:r>
         <w:rPr>
           <w:rFonts w:ascii="Calibri" w:hAnsi="Calibri" w:eastAsia="Calibri" w:cs="Calibri"/>
-          <w:b w:val="0"/>
-          <w:bCs w:val="0"/>
-          <w:i w:val="0"/>
-          <w:iCs w:val="0"/>
-          <w:caps w:val="0"/>
-          <w:smallCaps w:val="0"/>
-          <w:color w:val="000000"/>
           <w:sz w:val="22"/>
           <w:szCs w:val="22"/>
           <w:lang w:val="en-US"/>
         </w:rPr>
         <w:t xml:space="preserve"> — the DWSIM simulation and sampling scripts used to generate the dataset.</w:t>
       </w:r>
-    </w:p>
-    <w:p>
-      <w:pPr>
-        <w:pStyle w:val="Normal"/>
-        <w:spacing w:before="0" w:after="160" w:line="300" w:lineRule="auto"/>
-        <w:rPr>
-          <w:rFonts w:ascii="Calibri" w:hAnsi="Calibri" w:eastAsia="Calibri" w:cs="Calibri"/>
-          <w:sz w:val="22"/>
-          <w:szCs w:val="22"/>
-        </w:rPr>
-      </w:pPr>
     </w:p>
     <w:sectPr>
       <w:footerReference w:type="default" r:id="rId7"/>
@@ -11888,118 +9960,6 @@
 
 <file path=word/numbering.xml><?xml version="1.0" encoding="utf-8"?>
 <w:numbering xmlns:wpc="http://schemas.microsoft.com/office/word/2010/wordprocessingCanvas" xmlns:mc="http://schemas.openxmlformats.org/markup-compatibility/2006" xmlns:o="urn:schemas-microsoft-com:office:office" xmlns:r="http://schemas.openxmlformats.org/officeDocument/2006/relationships" xmlns:m="http://schemas.openxmlformats.org/officeDocument/2006/math" xmlns:v="urn:schemas-microsoft-com:vml" xmlns:wp14="http://schemas.microsoft.com/office/word/2010/wordprocessingDrawing" xmlns:wp="http://schemas.openxmlformats.org/drawingml/2006/wordprocessingDrawing" xmlns:w10="urn:schemas-microsoft-com:office:word" xmlns:w="http://schemas.openxmlformats.org/wordprocessingml/2006/main" xmlns:w14="http://schemas.microsoft.com/office/word/2010/wordml" xmlns:w15="http://schemas.microsoft.com/office/word/2012/wordml" xmlns:wpg="http://schemas.microsoft.com/office/word/2010/wordprocessingGroup" xmlns:wpi="http://schemas.microsoft.com/office/word/2010/wordprocessingInk" xmlns:wne="http://schemas.microsoft.com/office/word/2006/wordml" xmlns:wps="http://schemas.microsoft.com/office/word/2010/wordprocessingShape" mc:Ignorable="w14 w15 wp14">
-  <w:abstractNum xmlns:w="http://schemas.openxmlformats.org/wordprocessingml/2006/main" w:abstractNumId="3">
-    <w:nsid w:val="327ab624"/>
-    <w:multiLevelType xmlns:w="http://schemas.openxmlformats.org/wordprocessingml/2006/main" w:val="hybridMultilevel"/>
-    <w:lvl xmlns:w="http://schemas.openxmlformats.org/wordprocessingml/2006/main" w:ilvl="0">
-      <w:start w:val="1"/>
-      <w:numFmt w:val="bullet"/>
-      <w:lvlText w:val=""/>
-      <w:lvlJc w:val="left"/>
-      <w:pPr>
-        <w:ind w:left="720" w:hanging="360"/>
-      </w:pPr>
-      <w:rPr>
-        <w:rFonts w:hint="default" w:ascii="Symbol" w:hAnsi="Symbol"/>
-      </w:rPr>
-    </w:lvl>
-    <w:lvl xmlns:w="http://schemas.openxmlformats.org/wordprocessingml/2006/main" w:ilvl="1">
-      <w:start w:val="1"/>
-      <w:numFmt w:val="bullet"/>
-      <w:lvlText w:val="o"/>
-      <w:lvlJc w:val="left"/>
-      <w:pPr>
-        <w:ind w:left="1440" w:hanging="360"/>
-      </w:pPr>
-      <w:rPr>
-        <w:rFonts w:hint="default" w:ascii="Courier New" w:hAnsi="Courier New"/>
-      </w:rPr>
-    </w:lvl>
-    <w:lvl xmlns:w="http://schemas.openxmlformats.org/wordprocessingml/2006/main" w:ilvl="2">
-      <w:start w:val="1"/>
-      <w:numFmt w:val="bullet"/>
-      <w:lvlText w:val=""/>
-      <w:lvlJc w:val="left"/>
-      <w:pPr>
-        <w:ind w:left="2160" w:hanging="360"/>
-      </w:pPr>
-      <w:rPr>
-        <w:rFonts w:hint="default" w:ascii="Wingdings" w:hAnsi="Wingdings"/>
-      </w:rPr>
-    </w:lvl>
-    <w:lvl xmlns:w="http://schemas.openxmlformats.org/wordprocessingml/2006/main" w:ilvl="3">
-      <w:start w:val="1"/>
-      <w:numFmt w:val="bullet"/>
-      <w:lvlText w:val=""/>
-      <w:lvlJc w:val="left"/>
-      <w:pPr>
-        <w:ind w:left="2880" w:hanging="360"/>
-      </w:pPr>
-      <w:rPr>
-        <w:rFonts w:hint="default" w:ascii="Symbol" w:hAnsi="Symbol"/>
-      </w:rPr>
-    </w:lvl>
-    <w:lvl xmlns:w="http://schemas.openxmlformats.org/wordprocessingml/2006/main" w:ilvl="4">
-      <w:start w:val="1"/>
-      <w:numFmt w:val="bullet"/>
-      <w:lvlText w:val="o"/>
-      <w:lvlJc w:val="left"/>
-      <w:pPr>
-        <w:ind w:left="3600" w:hanging="360"/>
-      </w:pPr>
-      <w:rPr>
-        <w:rFonts w:hint="default" w:ascii="Courier New" w:hAnsi="Courier New"/>
-      </w:rPr>
-    </w:lvl>
-    <w:lvl xmlns:w="http://schemas.openxmlformats.org/wordprocessingml/2006/main" w:ilvl="5">
-      <w:start w:val="1"/>
-      <w:numFmt w:val="bullet"/>
-      <w:lvlText w:val=""/>
-      <w:lvlJc w:val="left"/>
-      <w:pPr>
-        <w:ind w:left="4320" w:hanging="360"/>
-      </w:pPr>
-      <w:rPr>
-        <w:rFonts w:hint="default" w:ascii="Wingdings" w:hAnsi="Wingdings"/>
-      </w:rPr>
-    </w:lvl>
-    <w:lvl xmlns:w="http://schemas.openxmlformats.org/wordprocessingml/2006/main" w:ilvl="6">
-      <w:start w:val="1"/>
-      <w:numFmt w:val="bullet"/>
-      <w:lvlText w:val=""/>
-      <w:lvlJc w:val="left"/>
-      <w:pPr>
-        <w:ind w:left="5040" w:hanging="360"/>
-      </w:pPr>
-      <w:rPr>
-        <w:rFonts w:hint="default" w:ascii="Symbol" w:hAnsi="Symbol"/>
-      </w:rPr>
-    </w:lvl>
-    <w:lvl xmlns:w="http://schemas.openxmlformats.org/wordprocessingml/2006/main" w:ilvl="7">
-      <w:start w:val="1"/>
-      <w:numFmt w:val="bullet"/>
-      <w:lvlText w:val="o"/>
-      <w:lvlJc w:val="left"/>
-      <w:pPr>
-        <w:ind w:left="5760" w:hanging="360"/>
-      </w:pPr>
-      <w:rPr>
-        <w:rFonts w:hint="default" w:ascii="Courier New" w:hAnsi="Courier New"/>
-      </w:rPr>
-    </w:lvl>
-    <w:lvl xmlns:w="http://schemas.openxmlformats.org/wordprocessingml/2006/main" w:ilvl="8">
-      <w:start w:val="1"/>
-      <w:numFmt w:val="bullet"/>
-      <w:lvlText w:val=""/>
-      <w:lvlJc w:val="left"/>
-      <w:pPr>
-        <w:ind w:left="6480" w:hanging="360"/>
-      </w:pPr>
-      <w:rPr>
-        <w:rFonts w:hint="default" w:ascii="Wingdings" w:hAnsi="Wingdings"/>
-      </w:rPr>
-    </w:lvl>
-  </w:abstractNum>
   <w:abstractNum xmlns:w="http://schemas.openxmlformats.org/wordprocessingml/2006/main" w:abstractNumId="2">
     <w:nsid w:val="3e3ae7f2"/>
     <w:multiLevelType xmlns:w="http://schemas.openxmlformats.org/wordprocessingml/2006/main" w:val="hybridMultilevel"/>
@@ -12197,9 +10157,6 @@
       </w:pPr>
     </w:lvl>
   </w:abstractNum>
-  <w:num w:numId="3">
-    <w:abstractNumId w:val="3"/>
-  </w:num>
   <w:num w:numId="2">
     <w:abstractNumId w:val="2"/>
   </w:num>
